--- a/아이코치_상표출원_준비서류.docx
+++ b/아이코치_상표출원_준비서류.docx
@@ -26,7 +26,7 @@
     </w:p>
     <w:p>
       <w:pPr>
-        <w:spacing w:after="300"/>
+        <w:spacing w:after="80"/>
         <w:jc w:val="center"/>
       </w:pPr>
       <w:r>
@@ -36,7 +36,22 @@
           <w:sz w:val="24"/>
           <w:szCs w:val="24"/>
         </w:rPr>
-        <w:t xml:space="preserve">복합상표 (도형+문자)</w:t>
+        <w:t xml:space="preserve">복합상표 (도형+문자) · 본인 직접 전자출원용</w:t>
+      </w:r>
+    </w:p>
+    <w:p>
+      <w:pPr>
+        <w:spacing w:after="300"/>
+        <w:jc w:val="center"/>
+      </w:pPr>
+      <w:r>
+        <w:rPr>
+          <w:rFonts w:ascii="Arial" w:cs="Arial" w:eastAsia="Arial" w:hAnsi="Arial"/>
+          <w:color w:val="999999"/>
+          <w:sz w:val="20"/>
+          <w:szCs w:val="20"/>
+        </w:rPr>
+        <w:t xml:space="preserve">작성일: 2026년 4월 27일</w:t>
       </w:r>
     </w:p>
     <w:p>
@@ -54,6 +69,19 @@
           <w:szCs w:val="28"/>
         </w:rPr>
         <w:t xml:space="preserve">1. 출원인 정보</w:t>
+      </w:r>
+    </w:p>
+    <w:p>
+      <w:pPr>
+        <w:spacing w:after="150"/>
+      </w:pPr>
+      <w:r>
+        <w:rPr>
+          <w:rFonts w:ascii="Arial" w:cs="Arial" w:eastAsia="Arial" w:hAnsi="Arial"/>
+          <w:sz w:val="20"/>
+          <w:szCs w:val="20"/>
+        </w:rPr>
+        <w:t xml:space="preserve">특허고객번호 등록 완료 상태. 아래 정보를 특허로 전자출원서에 입력합니다.</w:t>
       </w:r>
     </w:p>
     <w:tbl>
@@ -126,7 +154,7 @@
                 <w:sz w:val="20"/>
                 <w:szCs w:val="20"/>
               </w:rPr>
-              <w:t xml:space="preserve">개인</w:t>
+              <w:t xml:space="preserve">개인 (본인 직접 출원)</w:t>
             </w:r>
           </w:p>
         </w:tc>
@@ -158,7 +186,7 @@
                 <w:sz w:val="20"/>
                 <w:szCs w:val="20"/>
               </w:rPr>
-              <w:t xml:space="preserve">성명</w:t>
+              <w:t xml:space="preserve">특허고객번호</w:t>
             </w:r>
           </w:p>
         </w:tc>
@@ -186,7 +214,7 @@
                 <w:sz w:val="20"/>
                 <w:szCs w:val="20"/>
               </w:rPr>
-              <w:t xml:space="preserve">[실명 기재]</w:t>
+              <w:t xml:space="preserve">[등록된 고객번호 기재]</w:t>
             </w:r>
           </w:p>
         </w:tc>
@@ -218,7 +246,7 @@
                 <w:sz w:val="20"/>
                 <w:szCs w:val="20"/>
               </w:rPr>
-              <w:t xml:space="preserve">주민등록번호</w:t>
+              <w:t xml:space="preserve">성명</w:t>
             </w:r>
           </w:p>
         </w:tc>
@@ -246,7 +274,7 @@
                 <w:sz w:val="20"/>
                 <w:szCs w:val="20"/>
               </w:rPr>
-              <w:t xml:space="preserve">[주민등록번호 기재]</w:t>
+              <w:t xml:space="preserve">[실명 기재]</w:t>
             </w:r>
           </w:p>
         </w:tc>
@@ -306,67 +334,7 @@
                 <w:sz w:val="20"/>
                 <w:szCs w:val="20"/>
               </w:rPr>
-              <w:t xml:space="preserve">[주민등록상 주소 기재]</w:t>
-            </w:r>
-          </w:p>
-        </w:tc>
-      </w:tr>
-      <w:tr>
-        <w:tc>
-          <w:tcPr>
-            <w:tcW w:type="dxa" w:w="2400"/>
-            <w:tcBorders>
-              <w:top w:val="single" w:color="CCCCCC" w:sz="1"/>
-              <w:left w:val="single" w:color="CCCCCC" w:sz="1"/>
-              <w:bottom w:val="single" w:color="CCCCCC" w:sz="1"/>
-              <w:right w:val="single" w:color="CCCCCC" w:sz="1"/>
-            </w:tcBorders>
-            <w:shd w:fill="E8F0FE" w:val="clear"/>
-            <w:tcMar>
-              <w:top w:type="dxa" w:w="80"/>
-              <w:left w:type="dxa" w:w="120"/>
-              <w:bottom w:type="dxa" w:w="80"/>
-              <w:right w:type="dxa" w:w="120"/>
-            </w:tcMar>
-          </w:tcPr>
-          <w:p>
-            <w:r>
-              <w:rPr>
-                <w:rFonts w:ascii="Arial" w:cs="Arial" w:eastAsia="Arial" w:hAnsi="Arial"/>
-                <w:b/>
-                <w:bCs/>
-                <w:sz w:val="20"/>
-                <w:szCs w:val="20"/>
-              </w:rPr>
-              <w:t xml:space="preserve">연락처</w:t>
-            </w:r>
-          </w:p>
-        </w:tc>
-        <w:tc>
-          <w:tcPr>
-            <w:tcW w:type="dxa" w:w="6960"/>
-            <w:tcBorders>
-              <w:top w:val="single" w:color="CCCCCC" w:sz="1"/>
-              <w:left w:val="single" w:color="CCCCCC" w:sz="1"/>
-              <w:bottom w:val="single" w:color="CCCCCC" w:sz="1"/>
-              <w:right w:val="single" w:color="CCCCCC" w:sz="1"/>
-            </w:tcBorders>
-            <w:tcMar>
-              <w:top w:type="dxa" w:w="80"/>
-              <w:left w:type="dxa" w:w="120"/>
-              <w:bottom w:type="dxa" w:w="80"/>
-              <w:right w:type="dxa" w:w="120"/>
-            </w:tcMar>
-          </w:tcPr>
-          <w:p>
-            <w:r>
-              <w:rPr>
-                <w:rFonts w:ascii="Arial" w:cs="Arial" w:eastAsia="Arial" w:hAnsi="Arial"/>
-                <w:color w:val="CC0000"/>
-                <w:sz w:val="20"/>
-                <w:szCs w:val="20"/>
-              </w:rPr>
-              <w:t xml:space="preserve">[전화번호]</w:t>
+              <w:t xml:space="preserve">[특허고객등록 시 입력한 주소]</w:t>
             </w:r>
           </w:p>
         </w:tc>
@@ -444,7 +412,7 @@
           <w:sz w:val="18"/>
           <w:szCs w:val="18"/>
         </w:rPr>
-        <w:t xml:space="preserve">* 빨간색 항목은 출원 전 반드시 실제 정보로 기재해야 합니다.</w:t>
+        <w:t xml:space="preserve">* 빨간색 항목은 출원서 작성 시 반드시 실제 정보로 기재</w:t>
       </w:r>
     </w:p>
     <w:p>
@@ -461,7 +429,7 @@
           <w:sz w:val="28"/>
           <w:szCs w:val="28"/>
         </w:rPr>
-        <w:t xml:space="preserve">2. 상표 정보</w:t>
+        <w:t xml:space="preserve">2. 상표 견본</w:t>
       </w:r>
     </w:p>
     <w:tbl>
@@ -566,7 +534,7 @@
                 <w:sz w:val="20"/>
                 <w:szCs w:val="20"/>
               </w:rPr>
-              <w:t xml:space="preserve">상표명 (한글)</w:t>
+              <w:t xml:space="preserve">상표명</w:t>
             </w:r>
           </w:p>
         </w:tc>
@@ -592,8 +560,8 @@
                 <w:rFonts w:ascii="Arial" w:cs="Arial" w:eastAsia="Arial" w:hAnsi="Arial"/>
                 <w:b/>
                 <w:bCs/>
-                <w:sz w:val="20"/>
-                <w:szCs w:val="20"/>
+                <w:sz w:val="22"/>
+                <w:szCs w:val="22"/>
               </w:rPr>
               <w:t xml:space="preserve">아이코치</w:t>
             </w:r>
@@ -627,7 +595,7 @@
                 <w:sz w:val="20"/>
                 <w:szCs w:val="20"/>
               </w:rPr>
-              <w:t xml:space="preserve">상표명 (영문)</w:t>
+              <w:t xml:space="preserve">출원 색상</w:t>
             </w:r>
           </w:p>
         </w:tc>
@@ -654,7 +622,7 @@
                 <w:sz w:val="20"/>
                 <w:szCs w:val="20"/>
               </w:rPr>
-              <w:t xml:space="preserve">iCoach (참고용, 별도 출원 시 사용)</w:t>
+              <w:t xml:space="preserve">흑백 (모든 색상 조합 보호)</w:t>
             </w:r>
           </w:p>
         </w:tc>
@@ -686,7 +654,7 @@
                 <w:sz w:val="20"/>
                 <w:szCs w:val="20"/>
               </w:rPr>
-              <w:t xml:space="preserve">도형 설명</w:t>
+              <w:t xml:space="preserve">견본 파일</w:t>
             </w:r>
           </w:p>
         </w:tc>
@@ -713,71 +681,115 @@
                 <w:sz w:val="20"/>
                 <w:szCs w:val="20"/>
               </w:rPr>
-              <w:t xml:space="preserve">야구공 형상의 원형 테두리 안에 AI 노드 패턴(인공지능 상징)이 입혀진 투구 자세의 소년 실루엣, 하단에 "아이코치" 한글 문자 배치</w:t>
-            </w:r>
-          </w:p>
-        </w:tc>
-      </w:tr>
-      <w:tr>
-        <w:tc>
-          <w:tcPr>
-            <w:tcW w:type="dxa" w:w="2400"/>
-            <w:tcBorders>
-              <w:top w:val="single" w:color="CCCCCC" w:sz="1"/>
-              <w:left w:val="single" w:color="CCCCCC" w:sz="1"/>
-              <w:bottom w:val="single" w:color="CCCCCC" w:sz="1"/>
-              <w:right w:val="single" w:color="CCCCCC" w:sz="1"/>
-            </w:tcBorders>
-            <w:shd w:fill="E8F0FE" w:val="clear"/>
-            <w:tcMar>
-              <w:top w:type="dxa" w:w="80"/>
-              <w:left w:type="dxa" w:w="120"/>
-              <w:bottom w:type="dxa" w:w="80"/>
-              <w:right w:type="dxa" w:w="120"/>
-            </w:tcMar>
-          </w:tcPr>
-          <w:p>
-            <w:r>
-              <w:rPr>
-                <w:rFonts w:ascii="Arial" w:cs="Arial" w:eastAsia="Arial" w:hAnsi="Arial"/>
-                <w:b/>
-                <w:bCs/>
-                <w:sz w:val="20"/>
-                <w:szCs w:val="20"/>
-              </w:rPr>
-              <w:t xml:space="preserve">출원 색상</w:t>
-            </w:r>
-          </w:p>
-        </w:tc>
-        <w:tc>
-          <w:tcPr>
-            <w:tcW w:type="dxa" w:w="6960"/>
-            <w:tcBorders>
-              <w:top w:val="single" w:color="CCCCCC" w:sz="1"/>
-              <w:left w:val="single" w:color="CCCCCC" w:sz="1"/>
-              <w:bottom w:val="single" w:color="CCCCCC" w:sz="1"/>
-              <w:right w:val="single" w:color="CCCCCC" w:sz="1"/>
-            </w:tcBorders>
-            <w:tcMar>
-              <w:top w:type="dxa" w:w="80"/>
-              <w:left w:type="dxa" w:w="120"/>
-              <w:bottom w:type="dxa" w:w="80"/>
-              <w:right w:type="dxa" w:w="120"/>
-            </w:tcMar>
-          </w:tcPr>
-          <w:p>
-            <w:r>
-              <w:rPr>
-                <w:rFonts w:ascii="Arial" w:cs="Arial" w:eastAsia="Arial" w:hAnsi="Arial"/>
-                <w:sz w:val="20"/>
-                <w:szCs w:val="20"/>
-              </w:rPr>
-              <w:t xml:space="preserve">흑백 (모든 색상 조합에 대한 보호 확보)</w:t>
+              <w:t xml:space="preserve">아이코치_상표도면_흑백.png</w:t>
             </w:r>
           </w:p>
         </w:tc>
       </w:tr>
     </w:tbl>
+    <w:p>
+      <w:pPr>
+        <w:spacing w:after="80" w:before="250"/>
+        <w:jc w:val="center"/>
+      </w:pPr>
+      <w:r>
+        <w:rPr>
+          <w:rFonts w:ascii="Arial" w:cs="Arial" w:eastAsia="Arial" w:hAnsi="Arial"/>
+          <w:b/>
+          <w:bCs/>
+          <w:color w:val="1F4E79"/>
+          <w:sz w:val="20"/>
+          <w:szCs w:val="20"/>
+        </w:rPr>
+        <w:t xml:space="preserve">[ 상표 견본 이미지 ]</w:t>
+      </w:r>
+    </w:p>
+    <w:p>
+      <w:pPr>
+        <w:spacing w:after="80"/>
+        <w:jc w:val="center"/>
+      </w:pPr>
+      <w:r>
+        <w:drawing>
+          <wp:inline distT="0" distB="0" distL="0" distR="0">
+            <wp:extent cx="2667000" cy="2667000"/>
+            <wp:effectExtent t="0" r="0" b="0" l="0"/>
+            <wp:docPr id="1" name="icoach_trademark" descr="아이코치 복합상표 견본 — 야구공 안에 AI 노드 패턴 투구 소년과 아이코치 문자" title="아이코치 로고"/>
+            <wp:cNvGraphicFramePr>
+              <a:graphicFrameLocks xmlns:a="http://schemas.openxmlformats.org/drawingml/2006/main" noChangeAspect="1"/>
+            </wp:cNvGraphicFramePr>
+            <a:graphic xmlns:a="http://schemas.openxmlformats.org/drawingml/2006/main">
+              <a:graphicData uri="http://schemas.openxmlformats.org/drawingml/2006/picture">
+                <pic:pic xmlns:pic="http://schemas.openxmlformats.org/drawingml/2006/picture">
+                  <pic:nvPicPr>
+                    <pic:cNvPr id="0" name="" descr=""/>
+                    <pic:cNvPicPr>
+                      <a:picLocks noChangeAspect="1" noChangeArrowheads="1"/>
+                    </pic:cNvPicPr>
+                  </pic:nvPicPr>
+                  <pic:blipFill>
+                    <a:blip r:embed="rId9" cstate="none"/>
+                    <a:srcRect/>
+                    <a:stretch>
+                      <a:fillRect/>
+                    </a:stretch>
+                  </pic:blipFill>
+                  <pic:spPr bwMode="auto">
+                    <a:xfrm>
+                      <a:off x="0" y="0"/>
+                      <a:ext cx="2667000" cy="2667000"/>
+                    </a:xfrm>
+                    <a:prstGeom prst="rect">
+                      <a:avLst/>
+                    </a:prstGeom>
+                  </pic:spPr>
+                </pic:pic>
+              </a:graphicData>
+            </a:graphic>
+          </wp:inline>
+        </w:drawing>
+      </w:r>
+    </w:p>
+    <w:p>
+      <w:pPr>
+        <w:spacing w:after="100"/>
+        <w:jc w:val="center"/>
+      </w:pPr>
+      <w:r>
+        <w:rPr>
+          <w:rFonts w:ascii="Arial" w:cs="Arial" w:eastAsia="Arial" w:hAnsi="Arial"/>
+          <w:i/>
+          <w:iCs/>
+          <w:color w:val="888888"/>
+          <w:sz w:val="16"/>
+          <w:szCs w:val="16"/>
+        </w:rPr>
+        <w:t xml:space="preserve">특허로 업로드 규격: 5~8cm, 300dpi 이상, JPG/PNG</w:t>
+      </w:r>
+    </w:p>
+    <w:p>
+      <w:pPr>
+        <w:spacing w:after="300" w:before="100"/>
+      </w:pPr>
+      <w:r>
+        <w:rPr>
+          <w:rFonts w:ascii="Arial" w:cs="Arial" w:eastAsia="Arial" w:hAnsi="Arial"/>
+          <w:b/>
+          <w:bCs/>
+          <w:sz w:val="20"/>
+          <w:szCs w:val="20"/>
+        </w:rPr>
+        <w:t xml:space="preserve">견본 이미지 체크리스트: </w:t>
+      </w:r>
+      <w:r>
+        <w:rPr>
+          <w:rFonts w:ascii="Arial" w:cs="Arial" w:eastAsia="Arial" w:hAnsi="Arial"/>
+          <w:sz w:val="20"/>
+          <w:szCs w:val="20"/>
+        </w:rPr>
+        <w:t xml:space="preserve">원본 파일(아이코치_상표도면_흑백.png)을 그대로 업로드합니다. 특허로에서 5cm x 5cm ~ 8cm x 8cm 범위로 자동 조정되므로, 해상도 300dpi 이상이면 별도 리사이즈 불필요합니다.</w:t>
+      </w:r>
+    </w:p>
     <w:p>
       <w:pPr>
         <w:pStyle w:val="Heading1"/>
@@ -792,61 +804,110 @@
           <w:sz w:val="28"/>
           <w:szCs w:val="28"/>
         </w:rPr>
-        <w:t xml:space="preserve">3. 상표 설명서</w:t>
-      </w:r>
-    </w:p>
-    <w:p>
-      <w:pPr>
-        <w:spacing w:after="150"/>
-      </w:pPr>
-      <w:r>
-        <w:rPr>
-          <w:rFonts w:ascii="Arial" w:cs="Arial" w:eastAsia="Arial" w:hAnsi="Arial"/>
-          <w:sz w:val="20"/>
-          <w:szCs w:val="20"/>
-        </w:rPr>
-        <w:t xml:space="preserve">본 상표는 도형과 문자가 결합된 복합상표입니다.</w:t>
-      </w:r>
-    </w:p>
-    <w:p>
-      <w:pPr>
-        <w:spacing w:after="150"/>
-      </w:pPr>
-      <w:r>
-        <w:rPr>
-          <w:rFonts w:ascii="Arial" w:cs="Arial" w:eastAsia="Arial" w:hAnsi="Arial"/>
-          <w:sz w:val="20"/>
-          <w:szCs w:val="20"/>
-        </w:rPr>
-        <w:t xml:space="preserve">도형 부분은 야구공의 솔기(seam)가 표현된 원형 테두리 안에, 투구 동작을 취하고 있는 소년의 전신 실루엣이 배치되어 있습니다. 소년의 신체에는 인공지능(AI)을 상징하는 노드(node)와 연결선 패턴이 오버레이되어 있어, AI 기술 기반의 스포츠 코칭 서비스를 직관적으로 나타냅니다.</w:t>
-      </w:r>
-    </w:p>
-    <w:p>
-      <w:pPr>
-        <w:spacing w:after="150"/>
-      </w:pPr>
-      <w:r>
-        <w:rPr>
-          <w:rFonts w:ascii="Arial" w:cs="Arial" w:eastAsia="Arial" w:hAnsi="Arial"/>
-          <w:sz w:val="20"/>
-          <w:szCs w:val="20"/>
-        </w:rPr>
-        <w:t xml:space="preserve">문자 부분은 도형 하단에 고딕체로 "아이코치"가 배치되어 있습니다. "아이"는 어린이(child)와 AI(인공지능)의 이중적 의미를, "코치"는 스포츠 지도를 의미하여, 전체적으로 "AI가 어린이의 스포츠를 코칭한다"는 서비스 컨셉을 전달합니다.</w:t>
-      </w:r>
-    </w:p>
-    <w:p>
-      <w:pPr>
-        <w:spacing w:after="300"/>
-      </w:pPr>
-      <w:r>
-        <w:rPr>
-          <w:rFonts w:ascii="Arial" w:cs="Arial" w:eastAsia="Arial" w:hAnsi="Arial"/>
-          <w:sz w:val="20"/>
-          <w:szCs w:val="20"/>
-        </w:rPr>
-        <w:t xml:space="preserve">상표 전체는 흑백으로 출원하여, 향후 다양한 색상 조합으로 사용할 수 있는 포괄적 보호를 확보합니다.</w:t>
-      </w:r>
-    </w:p>
+        <w:t xml:space="preserve">3. 상표 설명서 (출원서 입력용)</w:t>
+      </w:r>
+    </w:p>
+    <w:p>
+      <w:pPr>
+        <w:spacing w:after="50"/>
+      </w:pPr>
+      <w:r>
+        <w:rPr>
+          <w:rFonts w:ascii="Arial" w:cs="Arial" w:eastAsia="Arial" w:hAnsi="Arial"/>
+          <w:i/>
+          <w:iCs/>
+          <w:color w:val="1F4E79"/>
+          <w:sz w:val="18"/>
+          <w:szCs w:val="18"/>
+        </w:rPr>
+        <w:t xml:space="preserve">아래 텍스트를 특허로 출원서의 "상표 설명" 란에 그대로 복사·붙여넣기하세요.</w:t>
+      </w:r>
+    </w:p>
+    <w:tbl>
+      <w:tblPr>
+        <w:tblW w:type="dxa" w:w="9360"/>
+        <w:tblBorders>
+          <w:top w:val="single" w:color="auto" w:sz="4"/>
+          <w:left w:val="single" w:color="auto" w:sz="4"/>
+          <w:bottom w:val="single" w:color="auto" w:sz="4"/>
+          <w:right w:val="single" w:color="auto" w:sz="4"/>
+          <w:insideH w:val="single" w:color="auto" w:sz="4"/>
+          <w:insideV w:val="single" w:color="auto" w:sz="4"/>
+        </w:tblBorders>
+      </w:tblPr>
+      <w:tblGrid>
+        <w:gridCol w:w="9360"/>
+      </w:tblGrid>
+      <w:tr>
+        <w:tc>
+          <w:tcPr>
+            <w:tcW w:type="dxa" w:w="9360"/>
+            <w:tcBorders>
+              <w:top w:val="single" w:color="1F4E79" w:sz="2"/>
+              <w:left w:val="single" w:color="1F4E79" w:sz="2"/>
+              <w:bottom w:val="single" w:color="1F4E79" w:sz="2"/>
+              <w:right w:val="single" w:color="1F4E79" w:sz="2"/>
+            </w:tcBorders>
+            <w:shd w:fill="F8F9FA" w:val="clear"/>
+            <w:tcMar>
+              <w:top w:type="dxa" w:w="160"/>
+              <w:left w:type="dxa" w:w="200"/>
+              <w:bottom w:type="dxa" w:w="160"/>
+              <w:right w:type="dxa" w:w="200"/>
+            </w:tcMar>
+          </w:tcPr>
+          <w:p>
+            <w:pPr>
+              <w:spacing w:after="120"/>
+            </w:pPr>
+            <w:r>
+              <w:rPr>
+                <w:rFonts w:ascii="Arial" w:cs="Arial" w:eastAsia="Arial" w:hAnsi="Arial"/>
+                <w:sz w:val="20"/>
+                <w:szCs w:val="20"/>
+              </w:rPr>
+              <w:t xml:space="preserve">본 상표는 도형과 문자가 결합된 복합상표이다.</w:t>
+            </w:r>
+          </w:p>
+          <w:p>
+            <w:pPr>
+              <w:spacing w:after="120"/>
+            </w:pPr>
+            <w:r>
+              <w:rPr>
+                <w:rFonts w:ascii="Arial" w:cs="Arial" w:eastAsia="Arial" w:hAnsi="Arial"/>
+                <w:sz w:val="20"/>
+                <w:szCs w:val="20"/>
+              </w:rPr>
+              <w:t xml:space="preserve">도형 부분은 야구공의 솔기(seam)가 표현된 원형 테두리 안에, 투구 동작을 취하고 있는 소년의 전신 실루엣이 배치되어 있다. 소년의 신체에는 인공지능(AI)을 상징하는 노드(node)와 연결선 패턴이 오버레이되어 있어, AI 기술 기반의 스포츠 코칭 서비스를 직관적으로 나타낸다.</w:t>
+            </w:r>
+          </w:p>
+          <w:p>
+            <w:pPr>
+              <w:spacing w:after="120"/>
+            </w:pPr>
+            <w:r>
+              <w:rPr>
+                <w:rFonts w:ascii="Arial" w:cs="Arial" w:eastAsia="Arial" w:hAnsi="Arial"/>
+                <w:sz w:val="20"/>
+                <w:szCs w:val="20"/>
+              </w:rPr>
+              <w:t xml:space="preserve">문자 부분은 도형 하단에 고딕체로 "아이코치"가 배치되어 있다. "아이"는 어린이(child)와 AI(인공지능)의 이중적 의미를, "코치"는 스포츠 지도를 의미하여, 전체적으로 "AI가 어린이의 스포츠를 코칭한다"는 서비스 컨셉을 전달한다.</w:t>
+            </w:r>
+          </w:p>
+          <w:p>
+            <w:r>
+              <w:rPr>
+                <w:rFonts w:ascii="Arial" w:cs="Arial" w:eastAsia="Arial" w:hAnsi="Arial"/>
+                <w:sz w:val="20"/>
+                <w:szCs w:val="20"/>
+              </w:rPr>
+              <w:t xml:space="preserve">상표 전체는 흑백으로 출원하여, 향후 다양한 색상 조합으로 사용할 수 있는 포괄적 보호를 확보한다.</w:t>
+            </w:r>
+          </w:p>
+        </w:tc>
+      </w:tr>
+    </w:tbl>
     <w:p>
       <w:r>
         <w:br w:type="page"/>
@@ -866,12 +927,12 @@
           <w:sz w:val="28"/>
           <w:szCs w:val="28"/>
         </w:rPr>
-        <w:t xml:space="preserve">4. 지정상품 및 서비스업 분류</w:t>
-      </w:r>
-    </w:p>
-    <w:p>
-      <w:pPr>
-        <w:spacing w:after="200"/>
+        <w:t xml:space="preserve">4. 지정상품 및 서비스업 (니스 분류)</w:t>
+      </w:r>
+    </w:p>
+    <w:p>
+      <w:pPr>
+        <w:spacing w:after="100"/>
       </w:pPr>
       <w:r>
         <w:rPr>
@@ -879,11 +940,30 @@
           <w:sz w:val="20"/>
           <w:szCs w:val="20"/>
         </w:rPr>
-        <w:t xml:space="preserve">니스(Nice) 국제분류 기준으로 아래 3개 류를 지정합니다. 각 류별 출원료가 별도 부과됩니다.</w:t>
-      </w:r>
-    </w:p>
-    <w:p>
-      <w:pPr>
+        <w:t xml:space="preserve">3개 류 출원. 특허로에서 류별로 지정상품/서비스를 입력합니다. 아래 명칭을 복사·붙여넣기하세요.</w:t>
+      </w:r>
+    </w:p>
+    <w:p>
+      <w:pPr>
+        <w:spacing w:after="200"/>
+      </w:pPr>
+      <w:r>
+        <w:rPr>
+          <w:rFonts w:ascii="Arial" w:cs="Arial" w:eastAsia="Arial" w:hAnsi="Arial"/>
+          <w:i/>
+          <w:iCs/>
+          <w:color w:val="1F4E79"/>
+          <w:sz w:val="18"/>
+          <w:szCs w:val="18"/>
+        </w:rPr>
+        <w:t xml:space="preserve">TIP: 특허로 출원서 작성 시 "상품/서비스업 검색" 기능으로 아래 키워드를 검색하면 표준 명칭이 자동 완성됩니다.</w:t>
+      </w:r>
+    </w:p>
+    <w:p>
+      <w:pPr>
+        <w:pBdr>
+          <w:bottom w:val="single" w:color="1F4E79" w:sz="2" w:space="4"/>
+        </w:pBdr>
         <w:spacing w:after="100" w:before="200"/>
       </w:pPr>
       <w:r>
@@ -981,7 +1061,7 @@
                 <w:sz w:val="20"/>
                 <w:szCs w:val="20"/>
               </w:rPr>
-              <w:t xml:space="preserve">지정상품 명칭</w:t>
+              <w:t xml:space="preserve">지정상품 명칭 (복사·붙여넣기용)</w:t>
             </w:r>
           </w:p>
         </w:tc>
@@ -1037,7 +1117,7 @@
                 <w:sz w:val="20"/>
                 <w:szCs w:val="20"/>
               </w:rPr>
-              <w:t xml:space="preserve">컴퓨터 소프트웨어 응용 프로그램 (다운로드 가능한 것)</w:t>
+              <w:t xml:space="preserve">다운로드 가능한 모바일 애플리케이션 소프트웨어</w:t>
             </w:r>
           </w:p>
         </w:tc>
@@ -1149,7 +1229,7 @@
                 <w:sz w:val="20"/>
                 <w:szCs w:val="20"/>
               </w:rPr>
-              <w:t xml:space="preserve">인공지능(AI) 기반 스포츠 동작 분석용 소프트웨어</w:t>
+              <w:t xml:space="preserve">인공지능(AI) 기반 스포츠 동작 분석용 컴퓨터 소프트웨어</w:t>
             </w:r>
           </w:p>
         </w:tc>
@@ -1261,7 +1341,7 @@
                 <w:sz w:val="20"/>
                 <w:szCs w:val="20"/>
               </w:rPr>
-              <w:t xml:space="preserve">스포츠 코칭용 데이터 처리 프로그램</w:t>
+              <w:t xml:space="preserve">운동 자세 교정용 컴퓨터 소프트웨어</w:t>
             </w:r>
           </w:p>
         </w:tc>
@@ -1317,7 +1397,7 @@
                 <w:sz w:val="20"/>
                 <w:szCs w:val="20"/>
               </w:rPr>
-              <w:t xml:space="preserve">운동 자세 교정용 소프트웨어</w:t>
+              <w:t xml:space="preserve">스포츠 코칭용 데이터 처리 프로그램</w:t>
             </w:r>
           </w:p>
         </w:tc>
@@ -1325,6 +1405,9 @@
     </w:tbl>
     <w:p>
       <w:pPr>
+        <w:pBdr>
+          <w:bottom w:val="single" w:color="1F4E79" w:sz="2" w:space="4"/>
+        </w:pBdr>
         <w:spacing w:after="100" w:before="300"/>
       </w:pPr>
       <w:r>
@@ -1422,7 +1505,7 @@
                 <w:sz w:val="20"/>
                 <w:szCs w:val="20"/>
               </w:rPr>
-              <w:t xml:space="preserve">지정서비스 명칭</w:t>
+              <w:t xml:space="preserve">지정서비스 명칭 (복사·붙여넣기용)</w:t>
             </w:r>
           </w:p>
         </w:tc>
@@ -1822,6 +1905,9 @@
     </w:tbl>
     <w:p>
       <w:pPr>
+        <w:pBdr>
+          <w:bottom w:val="single" w:color="1F4E79" w:sz="2" w:space="4"/>
+        </w:pBdr>
         <w:spacing w:after="100" w:before="300"/>
       </w:pPr>
       <w:r>
@@ -1919,7 +2005,7 @@
                 <w:sz w:val="20"/>
                 <w:szCs w:val="20"/>
               </w:rPr>
-              <w:t xml:space="preserve">지정서비스 명칭</w:t>
+              <w:t xml:space="preserve">지정서비스 명칭 (복사·붙여넣기용)</w:t>
             </w:r>
           </w:p>
         </w:tc>
@@ -2224,7 +2310,7 @@
           <w:sz w:val="28"/>
           <w:szCs w:val="28"/>
         </w:rPr>
-        <w:t xml:space="preserve">5. 예상 비용 (2026년 기준)</w:t>
+        <w:t xml:space="preserve">5. 출원 비용 (본인 직접 전자출원)</w:t>
       </w:r>
     </w:p>
     <w:p>
@@ -2237,7 +2323,7 @@
           <w:sz w:val="20"/>
           <w:szCs w:val="20"/>
         </w:rPr>
-        <w:t xml:space="preserve">특허청 전자출원 기준 관납료입니다. 변리사 대리 시 대리인 수수료가 별도로 발생합니다.</w:t>
+        <w:t xml:space="preserve">변리사 없이 본인 직접 전자출원 시, 특허청 관납료만 발생합니다.</w:t>
       </w:r>
     </w:p>
     <w:tbl>
@@ -2253,15 +2339,15 @@
         </w:tblBorders>
       </w:tblPr>
       <w:tblGrid>
-        <w:gridCol w:w="3600"/>
-        <w:gridCol w:w="1920"/>
-        <w:gridCol w:w="1920"/>
-        <w:gridCol w:w="1920"/>
+        <w:gridCol w:w="4000"/>
+        <w:gridCol w:w="1800"/>
+        <w:gridCol w:w="1800"/>
+        <w:gridCol w:w="1760"/>
       </w:tblGrid>
       <w:tr>
         <w:tc>
           <w:tcPr>
-            <w:tcW w:type="dxa" w:w="3600"/>
+            <w:tcW w:type="dxa" w:w="4000"/>
             <w:tcBorders>
               <w:top w:val="single" w:color="1F4E79" w:sz="2"/>
               <w:left w:val="single" w:color="1F4E79" w:sz="2"/>
@@ -2296,7 +2382,7 @@
         </w:tc>
         <w:tc>
           <w:tcPr>
-            <w:tcW w:type="dxa" w:w="1920"/>
+            <w:tcW w:type="dxa" w:w="1800"/>
             <w:tcBorders>
               <w:top w:val="single" w:color="1F4E79" w:sz="2"/>
               <w:left w:val="single" w:color="1F4E79" w:sz="2"/>
@@ -2331,7 +2417,7 @@
         </w:tc>
         <w:tc>
           <w:tcPr>
-            <w:tcW w:type="dxa" w:w="1920"/>
+            <w:tcW w:type="dxa" w:w="1800"/>
             <w:tcBorders>
               <w:top w:val="single" w:color="1F4E79" w:sz="2"/>
               <w:left w:val="single" w:color="1F4E79" w:sz="2"/>
@@ -2360,13 +2446,13 @@
                 <w:sz w:val="20"/>
                 <w:szCs w:val="20"/>
               </w:rPr>
-              <w:t xml:space="preserve">3류 출원 시</w:t>
-            </w:r>
-          </w:p>
-        </w:tc>
-        <w:tc>
-          <w:tcPr>
-            <w:tcW w:type="dxa" w:w="1920"/>
+              <w:t xml:space="preserve">3류 합계</w:t>
+            </w:r>
+          </w:p>
+        </w:tc>
+        <w:tc>
+          <w:tcPr>
+            <w:tcW w:type="dxa" w:w="1760"/>
             <w:tcBorders>
               <w:top w:val="single" w:color="1F4E79" w:sz="2"/>
               <w:left w:val="single" w:color="1F4E79" w:sz="2"/>
@@ -2403,7 +2489,7 @@
       <w:tr>
         <w:tc>
           <w:tcPr>
-            <w:tcW w:type="dxa" w:w="3600"/>
+            <w:tcW w:type="dxa" w:w="4000"/>
             <w:tcBorders>
               <w:top w:val="single" w:color="CCCCCC" w:sz="1"/>
               <w:left w:val="single" w:color="CCCCCC" w:sz="1"/>
@@ -2433,7 +2519,7 @@
         </w:tc>
         <w:tc>
           <w:tcPr>
-            <w:tcW w:type="dxa" w:w="1920"/>
+            <w:tcW w:type="dxa" w:w="1800"/>
             <w:tcBorders>
               <w:top w:val="single" w:color="CCCCCC" w:sz="1"/>
               <w:left w:val="single" w:color="CCCCCC" w:sz="1"/>
@@ -2460,24 +2546,26 @@
         </w:tc>
         <w:tc>
           <w:tcPr>
-            <w:tcW w:type="dxa" w:w="1920"/>
-            <w:tcBorders>
-              <w:top w:val="single" w:color="CCCCCC" w:sz="1"/>
-              <w:left w:val="single" w:color="CCCCCC" w:sz="1"/>
-              <w:bottom w:val="single" w:color="CCCCCC" w:sz="1"/>
-              <w:right w:val="single" w:color="CCCCCC" w:sz="1"/>
-            </w:tcBorders>
-            <w:tcMar>
-              <w:top w:type="dxa" w:w="80"/>
-              <w:left w:type="dxa" w:w="120"/>
-              <w:bottom w:type="dxa" w:w="80"/>
-              <w:right w:type="dxa" w:w="120"/>
-            </w:tcMar>
-          </w:tcPr>
-          <w:p>
-            <w:r>
-              <w:rPr>
-                <w:rFonts w:ascii="Arial" w:cs="Arial" w:eastAsia="Arial" w:hAnsi="Arial"/>
+            <w:tcW w:type="dxa" w:w="1800"/>
+            <w:tcBorders>
+              <w:top w:val="single" w:color="CCCCCC" w:sz="1"/>
+              <w:left w:val="single" w:color="CCCCCC" w:sz="1"/>
+              <w:bottom w:val="single" w:color="CCCCCC" w:sz="1"/>
+              <w:right w:val="single" w:color="CCCCCC" w:sz="1"/>
+            </w:tcBorders>
+            <w:tcMar>
+              <w:top w:type="dxa" w:w="80"/>
+              <w:left w:type="dxa" w:w="120"/>
+              <w:bottom w:type="dxa" w:w="80"/>
+              <w:right w:type="dxa" w:w="120"/>
+            </w:tcMar>
+          </w:tcPr>
+          <w:p>
+            <w:r>
+              <w:rPr>
+                <w:rFonts w:ascii="Arial" w:cs="Arial" w:eastAsia="Arial" w:hAnsi="Arial"/>
+                <w:b/>
+                <w:bCs/>
                 <w:sz w:val="20"/>
                 <w:szCs w:val="20"/>
               </w:rPr>
@@ -2487,7 +2575,7 @@
         </w:tc>
         <w:tc>
           <w:tcPr>
-            <w:tcW w:type="dxa" w:w="1920"/>
+            <w:tcW w:type="dxa" w:w="1760"/>
             <w:tcBorders>
               <w:top w:val="single" w:color="CCCCCC" w:sz="1"/>
               <w:left w:val="single" w:color="CCCCCC" w:sz="1"/>
@@ -2516,7 +2604,7 @@
       <w:tr>
         <w:tc>
           <w:tcPr>
-            <w:tcW w:type="dxa" w:w="3600"/>
+            <w:tcW w:type="dxa" w:w="4000"/>
             <w:tcBorders>
               <w:top w:val="single" w:color="CCCCCC" w:sz="1"/>
               <w:left w:val="single" w:color="CCCCCC" w:sz="1"/>
@@ -2540,13 +2628,13 @@
                 <w:sz w:val="20"/>
                 <w:szCs w:val="20"/>
               </w:rPr>
-              <w:t xml:space="preserve">등록료 (10년, 설정등록 시)</w:t>
-            </w:r>
-          </w:p>
-        </w:tc>
-        <w:tc>
-          <w:tcPr>
-            <w:tcW w:type="dxa" w:w="1920"/>
+              <w:t xml:space="preserve">등록료 (10년, 등록 결정 후)</w:t>
+            </w:r>
+          </w:p>
+        </w:tc>
+        <w:tc>
+          <w:tcPr>
+            <w:tcW w:type="dxa" w:w="1800"/>
             <w:tcBorders>
               <w:top w:val="single" w:color="CCCCCC" w:sz="1"/>
               <w:left w:val="single" w:color="CCCCCC" w:sz="1"/>
@@ -2573,24 +2661,26 @@
         </w:tc>
         <w:tc>
           <w:tcPr>
-            <w:tcW w:type="dxa" w:w="1920"/>
-            <w:tcBorders>
-              <w:top w:val="single" w:color="CCCCCC" w:sz="1"/>
-              <w:left w:val="single" w:color="CCCCCC" w:sz="1"/>
-              <w:bottom w:val="single" w:color="CCCCCC" w:sz="1"/>
-              <w:right w:val="single" w:color="CCCCCC" w:sz="1"/>
-            </w:tcBorders>
-            <w:tcMar>
-              <w:top w:type="dxa" w:w="80"/>
-              <w:left w:type="dxa" w:w="120"/>
-              <w:bottom w:type="dxa" w:w="80"/>
-              <w:right w:type="dxa" w:w="120"/>
-            </w:tcMar>
-          </w:tcPr>
-          <w:p>
-            <w:r>
-              <w:rPr>
-                <w:rFonts w:ascii="Arial" w:cs="Arial" w:eastAsia="Arial" w:hAnsi="Arial"/>
+            <w:tcW w:type="dxa" w:w="1800"/>
+            <w:tcBorders>
+              <w:top w:val="single" w:color="CCCCCC" w:sz="1"/>
+              <w:left w:val="single" w:color="CCCCCC" w:sz="1"/>
+              <w:bottom w:val="single" w:color="CCCCCC" w:sz="1"/>
+              <w:right w:val="single" w:color="CCCCCC" w:sz="1"/>
+            </w:tcBorders>
+            <w:tcMar>
+              <w:top w:type="dxa" w:w="80"/>
+              <w:left w:type="dxa" w:w="120"/>
+              <w:bottom w:type="dxa" w:w="80"/>
+              <w:right w:type="dxa" w:w="120"/>
+            </w:tcMar>
+          </w:tcPr>
+          <w:p>
+            <w:r>
+              <w:rPr>
+                <w:rFonts w:ascii="Arial" w:cs="Arial" w:eastAsia="Arial" w:hAnsi="Arial"/>
+                <w:b/>
+                <w:bCs/>
                 <w:sz w:val="20"/>
                 <w:szCs w:val="20"/>
               </w:rPr>
@@ -2600,7 +2690,7 @@
         </w:tc>
         <w:tc>
           <w:tcPr>
-            <w:tcW w:type="dxa" w:w="1920"/>
+            <w:tcW w:type="dxa" w:w="1760"/>
             <w:tcBorders>
               <w:top w:val="single" w:color="CCCCCC" w:sz="1"/>
               <w:left w:val="single" w:color="CCCCCC" w:sz="1"/>
@@ -2629,14 +2719,14 @@
       <w:tr>
         <w:tc>
           <w:tcPr>
-            <w:tcW w:type="dxa" w:w="3600"/>
-            <w:tcBorders>
-              <w:top w:val="single" w:color="CCCCCC" w:sz="1"/>
-              <w:left w:val="single" w:color="CCCCCC" w:sz="1"/>
-              <w:bottom w:val="single" w:color="CCCCCC" w:sz="1"/>
-              <w:right w:val="single" w:color="CCCCCC" w:sz="1"/>
-            </w:tcBorders>
-            <w:shd w:fill="E8F0FE" w:val="clear"/>
+            <w:tcW w:type="dxa" w:w="4000"/>
+            <w:tcBorders>
+              <w:top w:val="single" w:color="CCCCCC" w:sz="1"/>
+              <w:left w:val="single" w:color="CCCCCC" w:sz="1"/>
+              <w:bottom w:val="single" w:color="CCCCCC" w:sz="1"/>
+              <w:right w:val="single" w:color="CCCCCC" w:sz="1"/>
+            </w:tcBorders>
+            <w:shd w:fill="FFF3E0" w:val="clear"/>
             <w:tcMar>
               <w:top w:type="dxa" w:w="80"/>
               <w:left w:type="dxa" w:w="120"/>
@@ -2653,32 +2743,30 @@
                 <w:sz w:val="20"/>
                 <w:szCs w:val="20"/>
               </w:rPr>
-              <w:t xml:space="preserve">합계 (출원+등록)</w:t>
-            </w:r>
-          </w:p>
-        </w:tc>
-        <w:tc>
-          <w:tcPr>
-            <w:tcW w:type="dxa" w:w="1920"/>
-            <w:tcBorders>
-              <w:top w:val="single" w:color="CCCCCC" w:sz="1"/>
-              <w:left w:val="single" w:color="CCCCCC" w:sz="1"/>
-              <w:bottom w:val="single" w:color="CCCCCC" w:sz="1"/>
-              <w:right w:val="single" w:color="CCCCCC" w:sz="1"/>
-            </w:tcBorders>
-            <w:tcMar>
-              <w:top w:type="dxa" w:w="80"/>
-              <w:left w:type="dxa" w:w="120"/>
-              <w:bottom w:type="dxa" w:w="80"/>
-              <w:right w:type="dxa" w:w="120"/>
-            </w:tcMar>
-          </w:tcPr>
-          <w:p>
-            <w:r>
-              <w:rPr>
-                <w:rFonts w:ascii="Arial" w:cs="Arial" w:eastAsia="Arial" w:hAnsi="Arial"/>
-                <w:b/>
-                <w:bCs/>
+              <w:t xml:space="preserve">총 비용 (출원+등록)</w:t>
+            </w:r>
+          </w:p>
+        </w:tc>
+        <w:tc>
+          <w:tcPr>
+            <w:tcW w:type="dxa" w:w="1800"/>
+            <w:tcBorders>
+              <w:top w:val="single" w:color="CCCCCC" w:sz="1"/>
+              <w:left w:val="single" w:color="CCCCCC" w:sz="1"/>
+              <w:bottom w:val="single" w:color="CCCCCC" w:sz="1"/>
+              <w:right w:val="single" w:color="CCCCCC" w:sz="1"/>
+            </w:tcBorders>
+            <w:tcMar>
+              <w:top w:type="dxa" w:w="80"/>
+              <w:left w:type="dxa" w:w="120"/>
+              <w:bottom w:type="dxa" w:w="80"/>
+              <w:right w:type="dxa" w:w="120"/>
+            </w:tcMar>
+          </w:tcPr>
+          <w:p>
+            <w:r>
+              <w:rPr>
+                <w:rFonts w:ascii="Arial" w:cs="Arial" w:eastAsia="Arial" w:hAnsi="Arial"/>
                 <w:sz w:val="20"/>
                 <w:szCs w:val="20"/>
               </w:rPr>
@@ -2688,13 +2776,14 @@
         </w:tc>
         <w:tc>
           <w:tcPr>
-            <w:tcW w:type="dxa" w:w="1920"/>
-            <w:tcBorders>
-              <w:top w:val="single" w:color="CCCCCC" w:sz="1"/>
-              <w:left w:val="single" w:color="CCCCCC" w:sz="1"/>
-              <w:bottom w:val="single" w:color="CCCCCC" w:sz="1"/>
-              <w:right w:val="single" w:color="CCCCCC" w:sz="1"/>
-            </w:tcBorders>
+            <w:tcW w:type="dxa" w:w="1800"/>
+            <w:tcBorders>
+              <w:top w:val="single" w:color="CCCCCC" w:sz="1"/>
+              <w:left w:val="single" w:color="CCCCCC" w:sz="1"/>
+              <w:bottom w:val="single" w:color="CCCCCC" w:sz="1"/>
+              <w:right w:val="single" w:color="CCCCCC" w:sz="1"/>
+            </w:tcBorders>
+            <w:shd w:fill="FFF3E0" w:val="clear"/>
             <w:tcMar>
               <w:top w:type="dxa" w:w="80"/>
               <w:left w:type="dxa" w:w="120"/>
@@ -2709,8 +2798,8 @@
                 <w:b/>
                 <w:bCs/>
                 <w:color w:val="1F4E79"/>
-                <w:sz w:val="20"/>
-                <w:szCs w:val="20"/>
+                <w:sz w:val="22"/>
+                <w:szCs w:val="22"/>
               </w:rPr>
               <w:t xml:space="preserve">819,000원</w:t>
             </w:r>
@@ -2718,7 +2807,7 @@
         </w:tc>
         <w:tc>
           <w:tcPr>
-            <w:tcW w:type="dxa" w:w="1920"/>
+            <w:tcW w:type="dxa" w:w="1760"/>
             <w:tcBorders>
               <w:top w:val="single" w:color="CCCCCC" w:sz="1"/>
               <w:left w:val="single" w:color="CCCCCC" w:sz="1"/>
@@ -2747,18 +2836,34 @@
     </w:tbl>
     <w:p>
       <w:pPr>
-        <w:spacing w:after="300" w:before="150"/>
+        <w:spacing w:after="120" w:before="120"/>
       </w:pPr>
       <w:r>
         <w:rPr>
           <w:rFonts w:ascii="Arial" w:cs="Arial" w:eastAsia="Arial" w:hAnsi="Arial"/>
           <w:i/>
           <w:iCs/>
-          <w:color w:val="888888"/>
+          <w:color w:val="666666"/>
           <w:sz w:val="18"/>
           <w:szCs w:val="18"/>
         </w:rPr>
-        <w:t xml:space="preserve">※ 위 금액은 2026년 기준 특허청 관납료이며, 변동될 수 있습니다. 본인 직접 출원(전자출원) 시 변리사 수수료 절감 가능합니다.</w:t>
+        <w:t xml:space="preserve">출원료(186,000원)는 출원 시 즉시 납부, 등록료(633,000원)는 심사 통과 후(약 12개월 뒤) 납부합니다.</w:t>
+      </w:r>
+    </w:p>
+    <w:p>
+      <w:pPr>
+        <w:spacing w:after="300"/>
+      </w:pPr>
+      <w:r>
+        <w:rPr>
+          <w:rFonts w:ascii="Arial" w:cs="Arial" w:eastAsia="Arial" w:hAnsi="Arial"/>
+          <w:i/>
+          <w:iCs/>
+          <w:color w:val="1F4E79"/>
+          <w:sz w:val="18"/>
+          <w:szCs w:val="18"/>
+        </w:rPr>
+        <w:t xml:space="preserve">비용 절감 팁: 처음에 9류+41류 2개 류만 출원(546,000원)하고, 사업 확장 시 42류를 추가 출원하는 방법도 가능합니다.</w:t>
       </w:r>
     </w:p>
     <w:p>
@@ -2775,7 +2880,20 @@
           <w:sz w:val="28"/>
           <w:szCs w:val="28"/>
         </w:rPr>
-        <w:t xml:space="preserve">6. 출원 절차 안내</w:t>
+        <w:t xml:space="preserve">6. 특허로 전자출원 단계별 가이드</w:t>
+      </w:r>
+    </w:p>
+    <w:p>
+      <w:pPr>
+        <w:spacing w:after="200"/>
+      </w:pPr>
+      <w:r>
+        <w:rPr>
+          <w:rFonts w:ascii="Arial" w:cs="Arial" w:eastAsia="Arial" w:hAnsi="Arial"/>
+          <w:sz w:val="20"/>
+          <w:szCs w:val="20"/>
+        </w:rPr>
+        <w:t xml:space="preserve">특허고객등록이 완료되었으므로, 바로 출원서 작성 단계로 진행합니다.</w:t>
       </w:r>
     </w:p>
     <w:tbl>
@@ -2791,15 +2909,15 @@
         </w:tblBorders>
       </w:tblPr>
       <w:tblGrid>
-        <w:gridCol w:w="900"/>
+        <w:gridCol w:w="800"/>
         <w:gridCol w:w="1400"/>
-        <w:gridCol w:w="5160"/>
-        <w:gridCol w:w="1900"/>
+        <w:gridCol w:w="5360"/>
+        <w:gridCol w:w="1800"/>
       </w:tblGrid>
       <w:tr>
         <w:tc>
           <w:tcPr>
-            <w:tcW w:type="dxa" w:w="900"/>
+            <w:tcW w:type="dxa" w:w="800"/>
             <w:tcBorders>
               <w:top w:val="single" w:color="1F4E79" w:sz="2"/>
               <w:left w:val="single" w:color="1F4E79" w:sz="2"/>
@@ -2869,7 +2987,7 @@
         </w:tc>
         <w:tc>
           <w:tcPr>
-            <w:tcW w:type="dxa" w:w="5160"/>
+            <w:tcW w:type="dxa" w:w="5360"/>
             <w:tcBorders>
               <w:top w:val="single" w:color="1F4E79" w:sz="2"/>
               <w:left w:val="single" w:color="1F4E79" w:sz="2"/>
@@ -2904,7 +3022,7 @@
         </w:tc>
         <w:tc>
           <w:tcPr>
-            <w:tcW w:type="dxa" w:w="1900"/>
+            <w:tcW w:type="dxa" w:w="1800"/>
             <w:tcBorders>
               <w:top w:val="single" w:color="1F4E79" w:sz="2"/>
               <w:left w:val="single" w:color="1F4E79" w:sz="2"/>
@@ -2933,7 +3051,7 @@
                 <w:sz w:val="20"/>
                 <w:szCs w:val="20"/>
               </w:rPr>
-              <w:t xml:space="preserve">소요 기간</w:t>
+              <w:t xml:space="preserve">시점</w:t>
             </w:r>
           </w:p>
         </w:tc>
@@ -2941,28 +3059,28 @@
       <w:tr>
         <w:tc>
           <w:tcPr>
-            <w:tcW w:type="dxa" w:w="900"/>
-            <w:tcBorders>
-              <w:top w:val="single" w:color="CCCCCC" w:sz="1"/>
-              <w:left w:val="single" w:color="CCCCCC" w:sz="1"/>
-              <w:bottom w:val="single" w:color="CCCCCC" w:sz="1"/>
-              <w:right w:val="single" w:color="CCCCCC" w:sz="1"/>
-            </w:tcBorders>
-            <w:tcMar>
-              <w:top w:type="dxa" w:w="80"/>
-              <w:left w:type="dxa" w:w="120"/>
-              <w:bottom w:type="dxa" w:w="80"/>
-              <w:right w:type="dxa" w:w="120"/>
-            </w:tcMar>
-          </w:tcPr>
-          <w:p>
-            <w:r>
-              <w:rPr>
-                <w:rFonts w:ascii="Arial" w:cs="Arial" w:eastAsia="Arial" w:hAnsi="Arial"/>
-                <w:sz w:val="20"/>
-                <w:szCs w:val="20"/>
-              </w:rPr>
-              <w:t xml:space="preserve">1단계</w:t>
+            <w:tcW w:type="dxa" w:w="800"/>
+            <w:tcBorders>
+              <w:top w:val="single" w:color="CCCCCC" w:sz="1"/>
+              <w:left w:val="single" w:color="CCCCCC" w:sz="1"/>
+              <w:bottom w:val="single" w:color="CCCCCC" w:sz="1"/>
+              <w:right w:val="single" w:color="CCCCCC" w:sz="1"/>
+            </w:tcBorders>
+            <w:tcMar>
+              <w:top w:type="dxa" w:w="80"/>
+              <w:left w:type="dxa" w:w="120"/>
+              <w:bottom w:type="dxa" w:w="80"/>
+              <w:right w:type="dxa" w:w="120"/>
+            </w:tcMar>
+          </w:tcPr>
+          <w:p>
+            <w:r>
+              <w:rPr>
+                <w:rFonts w:ascii="Arial" w:cs="Arial" w:eastAsia="Arial" w:hAnsi="Arial"/>
+                <w:sz w:val="20"/>
+                <w:szCs w:val="20"/>
+              </w:rPr>
+              <w:t xml:space="preserve">Step 1</w:t>
             </w:r>
           </w:p>
         </w:tc>
@@ -2991,61 +3109,61 @@
                 <w:sz w:val="20"/>
                 <w:szCs w:val="20"/>
               </w:rPr>
-              <w:t xml:space="preserve">선행상표 조사</w:t>
-            </w:r>
-          </w:p>
-        </w:tc>
-        <w:tc>
-          <w:tcPr>
-            <w:tcW w:type="dxa" w:w="5160"/>
-            <w:tcBorders>
-              <w:top w:val="single" w:color="CCCCCC" w:sz="1"/>
-              <w:left w:val="single" w:color="CCCCCC" w:sz="1"/>
-              <w:bottom w:val="single" w:color="CCCCCC" w:sz="1"/>
-              <w:right w:val="single" w:color="CCCCCC" w:sz="1"/>
-            </w:tcBorders>
-            <w:tcMar>
-              <w:top w:type="dxa" w:w="80"/>
-              <w:left w:type="dxa" w:w="120"/>
-              <w:bottom w:type="dxa" w:w="80"/>
-              <w:right w:type="dxa" w:w="120"/>
-            </w:tcMar>
-          </w:tcPr>
-          <w:p>
-            <w:r>
-              <w:rPr>
-                <w:rFonts w:ascii="Arial" w:cs="Arial" w:eastAsia="Arial" w:hAnsi="Arial"/>
-                <w:sz w:val="20"/>
-                <w:szCs w:val="20"/>
-              </w:rPr>
-              <w:t xml:space="preserve">KIPRIS(www.kipris.or.kr)에서 유사 상표 검색. "아이코치", "iCoach" 등으로 검색하여 동일·유사 상표 존재 여부 확인.</w:t>
-            </w:r>
-          </w:p>
-        </w:tc>
-        <w:tc>
-          <w:tcPr>
-            <w:tcW w:type="dxa" w:w="1900"/>
-            <w:tcBorders>
-              <w:top w:val="single" w:color="CCCCCC" w:sz="1"/>
-              <w:left w:val="single" w:color="CCCCCC" w:sz="1"/>
-              <w:bottom w:val="single" w:color="CCCCCC" w:sz="1"/>
-              <w:right w:val="single" w:color="CCCCCC" w:sz="1"/>
-            </w:tcBorders>
-            <w:tcMar>
-              <w:top w:type="dxa" w:w="80"/>
-              <w:left w:type="dxa" w:w="120"/>
-              <w:bottom w:type="dxa" w:w="80"/>
-              <w:right w:type="dxa" w:w="120"/>
-            </w:tcMar>
-          </w:tcPr>
-          <w:p>
-            <w:r>
-              <w:rPr>
-                <w:rFonts w:ascii="Arial" w:cs="Arial" w:eastAsia="Arial" w:hAnsi="Arial"/>
-                <w:sz w:val="20"/>
-                <w:szCs w:val="20"/>
-              </w:rPr>
-              <w:t xml:space="preserve">1~2일</w:t>
+              <w:t xml:space="preserve">선행상표 조사 (KIPRIS)</w:t>
+            </w:r>
+          </w:p>
+        </w:tc>
+        <w:tc>
+          <w:tcPr>
+            <w:tcW w:type="dxa" w:w="5360"/>
+            <w:tcBorders>
+              <w:top w:val="single" w:color="CCCCCC" w:sz="1"/>
+              <w:left w:val="single" w:color="CCCCCC" w:sz="1"/>
+              <w:bottom w:val="single" w:color="CCCCCC" w:sz="1"/>
+              <w:right w:val="single" w:color="CCCCCC" w:sz="1"/>
+            </w:tcBorders>
+            <w:tcMar>
+              <w:top w:type="dxa" w:w="80"/>
+              <w:left w:type="dxa" w:w="120"/>
+              <w:bottom w:type="dxa" w:w="80"/>
+              <w:right w:type="dxa" w:w="120"/>
+            </w:tcMar>
+          </w:tcPr>
+          <w:p>
+            <w:r>
+              <w:rPr>
+                <w:rFonts w:ascii="Arial" w:cs="Arial" w:eastAsia="Arial" w:hAnsi="Arial"/>
+                <w:sz w:val="20"/>
+                <w:szCs w:val="20"/>
+              </w:rPr>
+              <w:t xml:space="preserve">www.kipris.or.kr 접속 → 상표 탭 → "아이코치" 검색. 9류/41류/42류에 동일·유사 상표가 등록/출원 상태인지 확인. 없으면 진행.</w:t>
+            </w:r>
+          </w:p>
+        </w:tc>
+        <w:tc>
+          <w:tcPr>
+            <w:tcW w:type="dxa" w:w="1800"/>
+            <w:tcBorders>
+              <w:top w:val="single" w:color="CCCCCC" w:sz="1"/>
+              <w:left w:val="single" w:color="CCCCCC" w:sz="1"/>
+              <w:bottom w:val="single" w:color="CCCCCC" w:sz="1"/>
+              <w:right w:val="single" w:color="CCCCCC" w:sz="1"/>
+            </w:tcBorders>
+            <w:tcMar>
+              <w:top w:type="dxa" w:w="80"/>
+              <w:left w:type="dxa" w:w="120"/>
+              <w:bottom w:type="dxa" w:w="80"/>
+              <w:right w:type="dxa" w:w="120"/>
+            </w:tcMar>
+          </w:tcPr>
+          <w:p>
+            <w:r>
+              <w:rPr>
+                <w:rFonts w:ascii="Arial" w:cs="Arial" w:eastAsia="Arial" w:hAnsi="Arial"/>
+                <w:sz w:val="20"/>
+                <w:szCs w:val="20"/>
+              </w:rPr>
+              <w:t xml:space="preserve">출원 전 (필수)</w:t>
             </w:r>
           </w:p>
         </w:tc>
@@ -3053,28 +3171,28 @@
       <w:tr>
         <w:tc>
           <w:tcPr>
-            <w:tcW w:type="dxa" w:w="900"/>
-            <w:tcBorders>
-              <w:top w:val="single" w:color="CCCCCC" w:sz="1"/>
-              <w:left w:val="single" w:color="CCCCCC" w:sz="1"/>
-              <w:bottom w:val="single" w:color="CCCCCC" w:sz="1"/>
-              <w:right w:val="single" w:color="CCCCCC" w:sz="1"/>
-            </w:tcBorders>
-            <w:tcMar>
-              <w:top w:type="dxa" w:w="80"/>
-              <w:left w:type="dxa" w:w="120"/>
-              <w:bottom w:type="dxa" w:w="80"/>
-              <w:right w:type="dxa" w:w="120"/>
-            </w:tcMar>
-          </w:tcPr>
-          <w:p>
-            <w:r>
-              <w:rPr>
-                <w:rFonts w:ascii="Arial" w:cs="Arial" w:eastAsia="Arial" w:hAnsi="Arial"/>
-                <w:sz w:val="20"/>
-                <w:szCs w:val="20"/>
-              </w:rPr>
-              <w:t xml:space="preserve">2단계</w:t>
+            <w:tcW w:type="dxa" w:w="800"/>
+            <w:tcBorders>
+              <w:top w:val="single" w:color="CCCCCC" w:sz="1"/>
+              <w:left w:val="single" w:color="CCCCCC" w:sz="1"/>
+              <w:bottom w:val="single" w:color="CCCCCC" w:sz="1"/>
+              <w:right w:val="single" w:color="CCCCCC" w:sz="1"/>
+            </w:tcBorders>
+            <w:tcMar>
+              <w:top w:type="dxa" w:w="80"/>
+              <w:left w:type="dxa" w:w="120"/>
+              <w:bottom w:type="dxa" w:w="80"/>
+              <w:right w:type="dxa" w:w="120"/>
+            </w:tcMar>
+          </w:tcPr>
+          <w:p>
+            <w:r>
+              <w:rPr>
+                <w:rFonts w:ascii="Arial" w:cs="Arial" w:eastAsia="Arial" w:hAnsi="Arial"/>
+                <w:sz w:val="20"/>
+                <w:szCs w:val="20"/>
+              </w:rPr>
+              <w:t xml:space="preserve">Step 2</w:t>
             </w:r>
           </w:p>
         </w:tc>
@@ -3103,40 +3221,40 @@
                 <w:sz w:val="20"/>
                 <w:szCs w:val="20"/>
               </w:rPr>
-              <w:t xml:space="preserve">특허로 회원가입</w:t>
-            </w:r>
-          </w:p>
-        </w:tc>
-        <w:tc>
-          <w:tcPr>
-            <w:tcW w:type="dxa" w:w="5160"/>
-            <w:tcBorders>
-              <w:top w:val="single" w:color="CCCCCC" w:sz="1"/>
-              <w:left w:val="single" w:color="CCCCCC" w:sz="1"/>
-              <w:bottom w:val="single" w:color="CCCCCC" w:sz="1"/>
-              <w:right w:val="single" w:color="CCCCCC" w:sz="1"/>
-            </w:tcBorders>
-            <w:tcMar>
-              <w:top w:type="dxa" w:w="80"/>
-              <w:left w:type="dxa" w:w="120"/>
-              <w:bottom w:type="dxa" w:w="80"/>
-              <w:right w:type="dxa" w:w="120"/>
-            </w:tcMar>
-          </w:tcPr>
-          <w:p>
-            <w:r>
-              <w:rPr>
-                <w:rFonts w:ascii="Arial" w:cs="Arial" w:eastAsia="Arial" w:hAnsi="Arial"/>
-                <w:sz w:val="20"/>
-                <w:szCs w:val="20"/>
-              </w:rPr>
-              <w:t xml:space="preserve">특허로(www.patent.go.kr) 사이트에서 공인인증서/공동인증서로 개인 회원가입.</w:t>
-            </w:r>
-          </w:p>
-        </w:tc>
-        <w:tc>
-          <w:tcPr>
-            <w:tcW w:type="dxa" w:w="1900"/>
+              <w:t xml:space="preserve">특허로 로그인</w:t>
+            </w:r>
+          </w:p>
+        </w:tc>
+        <w:tc>
+          <w:tcPr>
+            <w:tcW w:type="dxa" w:w="5360"/>
+            <w:tcBorders>
+              <w:top w:val="single" w:color="CCCCCC" w:sz="1"/>
+              <w:left w:val="single" w:color="CCCCCC" w:sz="1"/>
+              <w:bottom w:val="single" w:color="CCCCCC" w:sz="1"/>
+              <w:right w:val="single" w:color="CCCCCC" w:sz="1"/>
+            </w:tcBorders>
+            <w:tcMar>
+              <w:top w:type="dxa" w:w="80"/>
+              <w:left w:type="dxa" w:w="120"/>
+              <w:bottom w:type="dxa" w:w="80"/>
+              <w:right w:type="dxa" w:w="120"/>
+            </w:tcMar>
+          </w:tcPr>
+          <w:p>
+            <w:r>
+              <w:rPr>
+                <w:rFonts w:ascii="Arial" w:cs="Arial" w:eastAsia="Arial" w:hAnsi="Arial"/>
+                <w:sz w:val="20"/>
+                <w:szCs w:val="20"/>
+              </w:rPr>
+              <w:t xml:space="preserve">www.patent.go.kr 접속 → 공동인증서로 로그인.</w:t>
+            </w:r>
+          </w:p>
+        </w:tc>
+        <w:tc>
+          <w:tcPr>
+            <w:tcW w:type="dxa" w:w="1800"/>
             <w:tcBorders>
               <w:top w:val="single" w:color="CCCCCC" w:sz="1"/>
               <w:left w:val="single" w:color="CCCCCC" w:sz="1"/>
@@ -3165,28 +3283,28 @@
       <w:tr>
         <w:tc>
           <w:tcPr>
-            <w:tcW w:type="dxa" w:w="900"/>
-            <w:tcBorders>
-              <w:top w:val="single" w:color="CCCCCC" w:sz="1"/>
-              <w:left w:val="single" w:color="CCCCCC" w:sz="1"/>
-              <w:bottom w:val="single" w:color="CCCCCC" w:sz="1"/>
-              <w:right w:val="single" w:color="CCCCCC" w:sz="1"/>
-            </w:tcBorders>
-            <w:tcMar>
-              <w:top w:type="dxa" w:w="80"/>
-              <w:left w:type="dxa" w:w="120"/>
-              <w:bottom w:type="dxa" w:w="80"/>
-              <w:right w:type="dxa" w:w="120"/>
-            </w:tcMar>
-          </w:tcPr>
-          <w:p>
-            <w:r>
-              <w:rPr>
-                <w:rFonts w:ascii="Arial" w:cs="Arial" w:eastAsia="Arial" w:hAnsi="Arial"/>
-                <w:sz w:val="20"/>
-                <w:szCs w:val="20"/>
-              </w:rPr>
-              <w:t xml:space="preserve">3단계</w:t>
+            <w:tcW w:type="dxa" w:w="800"/>
+            <w:tcBorders>
+              <w:top w:val="single" w:color="CCCCCC" w:sz="1"/>
+              <w:left w:val="single" w:color="CCCCCC" w:sz="1"/>
+              <w:bottom w:val="single" w:color="CCCCCC" w:sz="1"/>
+              <w:right w:val="single" w:color="CCCCCC" w:sz="1"/>
+            </w:tcBorders>
+            <w:tcMar>
+              <w:top w:type="dxa" w:w="80"/>
+              <w:left w:type="dxa" w:w="120"/>
+              <w:bottom w:type="dxa" w:w="80"/>
+              <w:right w:type="dxa" w:w="120"/>
+            </w:tcMar>
+          </w:tcPr>
+          <w:p>
+            <w:r>
+              <w:rPr>
+                <w:rFonts w:ascii="Arial" w:cs="Arial" w:eastAsia="Arial" w:hAnsi="Arial"/>
+                <w:sz w:val="20"/>
+                <w:szCs w:val="20"/>
+              </w:rPr>
+              <w:t xml:space="preserve">Step 3</w:t>
             </w:r>
           </w:p>
         </w:tc>
@@ -3215,61 +3333,61 @@
                 <w:sz w:val="20"/>
                 <w:szCs w:val="20"/>
               </w:rPr>
-              <w:t xml:space="preserve">전자출원서 작성</w:t>
-            </w:r>
-          </w:p>
-        </w:tc>
-        <w:tc>
-          <w:tcPr>
-            <w:tcW w:type="dxa" w:w="5160"/>
-            <w:tcBorders>
-              <w:top w:val="single" w:color="CCCCCC" w:sz="1"/>
-              <w:left w:val="single" w:color="CCCCCC" w:sz="1"/>
-              <w:bottom w:val="single" w:color="CCCCCC" w:sz="1"/>
-              <w:right w:val="single" w:color="CCCCCC" w:sz="1"/>
-            </w:tcBorders>
-            <w:tcMar>
-              <w:top w:type="dxa" w:w="80"/>
-              <w:left w:type="dxa" w:w="120"/>
-              <w:bottom w:type="dxa" w:w="80"/>
-              <w:right w:type="dxa" w:w="120"/>
-            </w:tcMar>
-          </w:tcPr>
-          <w:p>
-            <w:r>
-              <w:rPr>
-                <w:rFonts w:ascii="Arial" w:cs="Arial" w:eastAsia="Arial" w:hAnsi="Arial"/>
-                <w:sz w:val="20"/>
-                <w:szCs w:val="20"/>
-              </w:rPr>
-              <w:t xml:space="preserve">특허로 → 출원 → 상표출원 → 일반상표 선택. 출원인 정보, 상표 견본, 지정상품/서비스, 상표 설명 입력.</w:t>
-            </w:r>
-          </w:p>
-        </w:tc>
-        <w:tc>
-          <w:tcPr>
-            <w:tcW w:type="dxa" w:w="1900"/>
-            <w:tcBorders>
-              <w:top w:val="single" w:color="CCCCCC" w:sz="1"/>
-              <w:left w:val="single" w:color="CCCCCC" w:sz="1"/>
-              <w:bottom w:val="single" w:color="CCCCCC" w:sz="1"/>
-              <w:right w:val="single" w:color="CCCCCC" w:sz="1"/>
-            </w:tcBorders>
-            <w:tcMar>
-              <w:top w:type="dxa" w:w="80"/>
-              <w:left w:type="dxa" w:w="120"/>
-              <w:bottom w:type="dxa" w:w="80"/>
-              <w:right w:type="dxa" w:w="120"/>
-            </w:tcMar>
-          </w:tcPr>
-          <w:p>
-            <w:r>
-              <w:rPr>
-                <w:rFonts w:ascii="Arial" w:cs="Arial" w:eastAsia="Arial" w:hAnsi="Arial"/>
-                <w:sz w:val="20"/>
-                <w:szCs w:val="20"/>
-              </w:rPr>
-              <w:t xml:space="preserve">1~2일</w:t>
+              <w:t xml:space="preserve">출원서 작성</w:t>
+            </w:r>
+          </w:p>
+        </w:tc>
+        <w:tc>
+          <w:tcPr>
+            <w:tcW w:type="dxa" w:w="5360"/>
+            <w:tcBorders>
+              <w:top w:val="single" w:color="CCCCCC" w:sz="1"/>
+              <w:left w:val="single" w:color="CCCCCC" w:sz="1"/>
+              <w:bottom w:val="single" w:color="CCCCCC" w:sz="1"/>
+              <w:right w:val="single" w:color="CCCCCC" w:sz="1"/>
+            </w:tcBorders>
+            <w:tcMar>
+              <w:top w:type="dxa" w:w="80"/>
+              <w:left w:type="dxa" w:w="120"/>
+              <w:bottom w:type="dxa" w:w="80"/>
+              <w:right w:type="dxa" w:w="120"/>
+            </w:tcMar>
+          </w:tcPr>
+          <w:p>
+            <w:r>
+              <w:rPr>
+                <w:rFonts w:ascii="Arial" w:cs="Arial" w:eastAsia="Arial" w:hAnsi="Arial"/>
+                <w:sz w:val="20"/>
+                <w:szCs w:val="20"/>
+              </w:rPr>
+              <w:t xml:space="preserve">민원서식 → 출원 → 상표출원(일반상표) 선택. 출원인 정보(특허고객번호 자동입력), 상표 유형(복합상표), 견본 이미지 업로드, 상표 설명 입력.</w:t>
+            </w:r>
+          </w:p>
+        </w:tc>
+        <w:tc>
+          <w:tcPr>
+            <w:tcW w:type="dxa" w:w="1800"/>
+            <w:tcBorders>
+              <w:top w:val="single" w:color="CCCCCC" w:sz="1"/>
+              <w:left w:val="single" w:color="CCCCCC" w:sz="1"/>
+              <w:bottom w:val="single" w:color="CCCCCC" w:sz="1"/>
+              <w:right w:val="single" w:color="CCCCCC" w:sz="1"/>
+            </w:tcBorders>
+            <w:tcMar>
+              <w:top w:type="dxa" w:w="80"/>
+              <w:left w:type="dxa" w:w="120"/>
+              <w:bottom w:type="dxa" w:w="80"/>
+              <w:right w:type="dxa" w:w="120"/>
+            </w:tcMar>
+          </w:tcPr>
+          <w:p>
+            <w:r>
+              <w:rPr>
+                <w:rFonts w:ascii="Arial" w:cs="Arial" w:eastAsia="Arial" w:hAnsi="Arial"/>
+                <w:sz w:val="20"/>
+                <w:szCs w:val="20"/>
+              </w:rPr>
+              <w:t xml:space="preserve">30분~1시간</w:t>
             </w:r>
           </w:p>
         </w:tc>
@@ -3277,28 +3395,28 @@
       <w:tr>
         <w:tc>
           <w:tcPr>
-            <w:tcW w:type="dxa" w:w="900"/>
-            <w:tcBorders>
-              <w:top w:val="single" w:color="CCCCCC" w:sz="1"/>
-              <w:left w:val="single" w:color="CCCCCC" w:sz="1"/>
-              <w:bottom w:val="single" w:color="CCCCCC" w:sz="1"/>
-              <w:right w:val="single" w:color="CCCCCC" w:sz="1"/>
-            </w:tcBorders>
-            <w:tcMar>
-              <w:top w:type="dxa" w:w="80"/>
-              <w:left w:type="dxa" w:w="120"/>
-              <w:bottom w:type="dxa" w:w="80"/>
-              <w:right w:type="dxa" w:w="120"/>
-            </w:tcMar>
-          </w:tcPr>
-          <w:p>
-            <w:r>
-              <w:rPr>
-                <w:rFonts w:ascii="Arial" w:cs="Arial" w:eastAsia="Arial" w:hAnsi="Arial"/>
-                <w:sz w:val="20"/>
-                <w:szCs w:val="20"/>
-              </w:rPr>
-              <w:t xml:space="preserve">4단계</w:t>
+            <w:tcW w:type="dxa" w:w="800"/>
+            <w:tcBorders>
+              <w:top w:val="single" w:color="CCCCCC" w:sz="1"/>
+              <w:left w:val="single" w:color="CCCCCC" w:sz="1"/>
+              <w:bottom w:val="single" w:color="CCCCCC" w:sz="1"/>
+              <w:right w:val="single" w:color="CCCCCC" w:sz="1"/>
+            </w:tcBorders>
+            <w:tcMar>
+              <w:top w:type="dxa" w:w="80"/>
+              <w:left w:type="dxa" w:w="120"/>
+              <w:bottom w:type="dxa" w:w="80"/>
+              <w:right w:type="dxa" w:w="120"/>
+            </w:tcMar>
+          </w:tcPr>
+          <w:p>
+            <w:r>
+              <w:rPr>
+                <w:rFonts w:ascii="Arial" w:cs="Arial" w:eastAsia="Arial" w:hAnsi="Arial"/>
+                <w:sz w:val="20"/>
+                <w:szCs w:val="20"/>
+              </w:rPr>
+              <w:t xml:space="preserve">Step 4</w:t>
             </w:r>
           </w:p>
         </w:tc>
@@ -3327,61 +3445,61 @@
                 <w:sz w:val="20"/>
                 <w:szCs w:val="20"/>
               </w:rPr>
-              <w:t xml:space="preserve">출원료 납부</w:t>
-            </w:r>
-          </w:p>
-        </w:tc>
-        <w:tc>
-          <w:tcPr>
-            <w:tcW w:type="dxa" w:w="5160"/>
-            <w:tcBorders>
-              <w:top w:val="single" w:color="CCCCCC" w:sz="1"/>
-              <w:left w:val="single" w:color="CCCCCC" w:sz="1"/>
-              <w:bottom w:val="single" w:color="CCCCCC" w:sz="1"/>
-              <w:right w:val="single" w:color="CCCCCC" w:sz="1"/>
-            </w:tcBorders>
-            <w:tcMar>
-              <w:top w:type="dxa" w:w="80"/>
-              <w:left w:type="dxa" w:w="120"/>
-              <w:bottom w:type="dxa" w:w="80"/>
-              <w:right w:type="dxa" w:w="120"/>
-            </w:tcMar>
-          </w:tcPr>
-          <w:p>
-            <w:r>
-              <w:rPr>
-                <w:rFonts w:ascii="Arial" w:cs="Arial" w:eastAsia="Arial" w:hAnsi="Arial"/>
-                <w:sz w:val="20"/>
-                <w:szCs w:val="20"/>
-              </w:rPr>
-              <w:t xml:space="preserve">전자출원 시 자동 안내. 류 수 × 62,000원 납부.</w:t>
-            </w:r>
-          </w:p>
-        </w:tc>
-        <w:tc>
-          <w:tcPr>
-            <w:tcW w:type="dxa" w:w="1900"/>
-            <w:tcBorders>
-              <w:top w:val="single" w:color="CCCCCC" w:sz="1"/>
-              <w:left w:val="single" w:color="CCCCCC" w:sz="1"/>
-              <w:bottom w:val="single" w:color="CCCCCC" w:sz="1"/>
-              <w:right w:val="single" w:color="CCCCCC" w:sz="1"/>
-            </w:tcBorders>
-            <w:tcMar>
-              <w:top w:type="dxa" w:w="80"/>
-              <w:left w:type="dxa" w:w="120"/>
-              <w:bottom w:type="dxa" w:w="80"/>
-              <w:right w:type="dxa" w:w="120"/>
-            </w:tcMar>
-          </w:tcPr>
-          <w:p>
-            <w:r>
-              <w:rPr>
-                <w:rFonts w:ascii="Arial" w:cs="Arial" w:eastAsia="Arial" w:hAnsi="Arial"/>
-                <w:sz w:val="20"/>
-                <w:szCs w:val="20"/>
-              </w:rPr>
-              <w:t xml:space="preserve">당일</w:t>
+              <w:t xml:space="preserve">지정상품·서비스 입력</w:t>
+            </w:r>
+          </w:p>
+        </w:tc>
+        <w:tc>
+          <w:tcPr>
+            <w:tcW w:type="dxa" w:w="5360"/>
+            <w:tcBorders>
+              <w:top w:val="single" w:color="CCCCCC" w:sz="1"/>
+              <w:left w:val="single" w:color="CCCCCC" w:sz="1"/>
+              <w:bottom w:val="single" w:color="CCCCCC" w:sz="1"/>
+              <w:right w:val="single" w:color="CCCCCC" w:sz="1"/>
+            </w:tcBorders>
+            <w:tcMar>
+              <w:top w:type="dxa" w:w="80"/>
+              <w:left w:type="dxa" w:w="120"/>
+              <w:bottom w:type="dxa" w:w="80"/>
+              <w:right w:type="dxa" w:w="120"/>
+            </w:tcMar>
+          </w:tcPr>
+          <w:p>
+            <w:r>
+              <w:rPr>
+                <w:rFonts w:ascii="Arial" w:cs="Arial" w:eastAsia="Arial" w:hAnsi="Arial"/>
+                <w:sz w:val="20"/>
+                <w:szCs w:val="20"/>
+              </w:rPr>
+              <w:t xml:space="preserve">류 추가 → 9류/41류/42류 각각 선택 → "상품/서비스업 검색"으로 위 목록의 명칭 검색·선택.</w:t>
+            </w:r>
+          </w:p>
+        </w:tc>
+        <w:tc>
+          <w:tcPr>
+            <w:tcW w:type="dxa" w:w="1800"/>
+            <w:tcBorders>
+              <w:top w:val="single" w:color="CCCCCC" w:sz="1"/>
+              <w:left w:val="single" w:color="CCCCCC" w:sz="1"/>
+              <w:bottom w:val="single" w:color="CCCCCC" w:sz="1"/>
+              <w:right w:val="single" w:color="CCCCCC" w:sz="1"/>
+            </w:tcBorders>
+            <w:tcMar>
+              <w:top w:type="dxa" w:w="80"/>
+              <w:left w:type="dxa" w:w="120"/>
+              <w:bottom w:type="dxa" w:w="80"/>
+              <w:right w:type="dxa" w:w="120"/>
+            </w:tcMar>
+          </w:tcPr>
+          <w:p>
+            <w:r>
+              <w:rPr>
+                <w:rFonts w:ascii="Arial" w:cs="Arial" w:eastAsia="Arial" w:hAnsi="Arial"/>
+                <w:sz w:val="20"/>
+                <w:szCs w:val="20"/>
+              </w:rPr>
+              <w:t xml:space="preserve">Step 3과 함께</w:t>
             </w:r>
           </w:p>
         </w:tc>
@@ -3389,28 +3507,28 @@
       <w:tr>
         <w:tc>
           <w:tcPr>
-            <w:tcW w:type="dxa" w:w="900"/>
-            <w:tcBorders>
-              <w:top w:val="single" w:color="CCCCCC" w:sz="1"/>
-              <w:left w:val="single" w:color="CCCCCC" w:sz="1"/>
-              <w:bottom w:val="single" w:color="CCCCCC" w:sz="1"/>
-              <w:right w:val="single" w:color="CCCCCC" w:sz="1"/>
-            </w:tcBorders>
-            <w:tcMar>
-              <w:top w:type="dxa" w:w="80"/>
-              <w:left w:type="dxa" w:w="120"/>
-              <w:bottom w:type="dxa" w:w="80"/>
-              <w:right w:type="dxa" w:w="120"/>
-            </w:tcMar>
-          </w:tcPr>
-          <w:p>
-            <w:r>
-              <w:rPr>
-                <w:rFonts w:ascii="Arial" w:cs="Arial" w:eastAsia="Arial" w:hAnsi="Arial"/>
-                <w:sz w:val="20"/>
-                <w:szCs w:val="20"/>
-              </w:rPr>
-              <w:t xml:space="preserve">5단계</w:t>
+            <w:tcW w:type="dxa" w:w="800"/>
+            <w:tcBorders>
+              <w:top w:val="single" w:color="CCCCCC" w:sz="1"/>
+              <w:left w:val="single" w:color="CCCCCC" w:sz="1"/>
+              <w:bottom w:val="single" w:color="CCCCCC" w:sz="1"/>
+              <w:right w:val="single" w:color="CCCCCC" w:sz="1"/>
+            </w:tcBorders>
+            <w:tcMar>
+              <w:top w:type="dxa" w:w="80"/>
+              <w:left w:type="dxa" w:w="120"/>
+              <w:bottom w:type="dxa" w:w="80"/>
+              <w:right w:type="dxa" w:w="120"/>
+            </w:tcMar>
+          </w:tcPr>
+          <w:p>
+            <w:r>
+              <w:rPr>
+                <w:rFonts w:ascii="Arial" w:cs="Arial" w:eastAsia="Arial" w:hAnsi="Arial"/>
+                <w:sz w:val="20"/>
+                <w:szCs w:val="20"/>
+              </w:rPr>
+              <w:t xml:space="preserve">Step 5</w:t>
             </w:r>
           </w:p>
         </w:tc>
@@ -3439,61 +3557,61 @@
                 <w:sz w:val="20"/>
                 <w:szCs w:val="20"/>
               </w:rPr>
-              <w:t xml:space="preserve">방식심사</w:t>
-            </w:r>
-          </w:p>
-        </w:tc>
-        <w:tc>
-          <w:tcPr>
-            <w:tcW w:type="dxa" w:w="5160"/>
-            <w:tcBorders>
-              <w:top w:val="single" w:color="CCCCCC" w:sz="1"/>
-              <w:left w:val="single" w:color="CCCCCC" w:sz="1"/>
-              <w:bottom w:val="single" w:color="CCCCCC" w:sz="1"/>
-              <w:right w:val="single" w:color="CCCCCC" w:sz="1"/>
-            </w:tcBorders>
-            <w:tcMar>
-              <w:top w:type="dxa" w:w="80"/>
-              <w:left w:type="dxa" w:w="120"/>
-              <w:bottom w:type="dxa" w:w="80"/>
-              <w:right w:type="dxa" w:w="120"/>
-            </w:tcMar>
-          </w:tcPr>
-          <w:p>
-            <w:r>
-              <w:rPr>
-                <w:rFonts w:ascii="Arial" w:cs="Arial" w:eastAsia="Arial" w:hAnsi="Arial"/>
-                <w:sz w:val="20"/>
-                <w:szCs w:val="20"/>
-              </w:rPr>
-              <w:t xml:space="preserve">특허청에서 서류 형식 검토. 보정 요구 시 보정서 제출.</w:t>
-            </w:r>
-          </w:p>
-        </w:tc>
-        <w:tc>
-          <w:tcPr>
-            <w:tcW w:type="dxa" w:w="1900"/>
-            <w:tcBorders>
-              <w:top w:val="single" w:color="CCCCCC" w:sz="1"/>
-              <w:left w:val="single" w:color="CCCCCC" w:sz="1"/>
-              <w:bottom w:val="single" w:color="CCCCCC" w:sz="1"/>
-              <w:right w:val="single" w:color="CCCCCC" w:sz="1"/>
-            </w:tcBorders>
-            <w:tcMar>
-              <w:top w:type="dxa" w:w="80"/>
-              <w:left w:type="dxa" w:w="120"/>
-              <w:bottom w:type="dxa" w:w="80"/>
-              <w:right w:type="dxa" w:w="120"/>
-            </w:tcMar>
-          </w:tcPr>
-          <w:p>
-            <w:r>
-              <w:rPr>
-                <w:rFonts w:ascii="Arial" w:cs="Arial" w:eastAsia="Arial" w:hAnsi="Arial"/>
-                <w:sz w:val="20"/>
-                <w:szCs w:val="20"/>
-              </w:rPr>
-              <w:t xml:space="preserve">약 1개월</w:t>
+              <w:t xml:space="preserve">출원료 납부</w:t>
+            </w:r>
+          </w:p>
+        </w:tc>
+        <w:tc>
+          <w:tcPr>
+            <w:tcW w:type="dxa" w:w="5360"/>
+            <w:tcBorders>
+              <w:top w:val="single" w:color="CCCCCC" w:sz="1"/>
+              <w:left w:val="single" w:color="CCCCCC" w:sz="1"/>
+              <w:bottom w:val="single" w:color="CCCCCC" w:sz="1"/>
+              <w:right w:val="single" w:color="CCCCCC" w:sz="1"/>
+            </w:tcBorders>
+            <w:tcMar>
+              <w:top w:type="dxa" w:w="80"/>
+              <w:left w:type="dxa" w:w="120"/>
+              <w:bottom w:type="dxa" w:w="80"/>
+              <w:right w:type="dxa" w:w="120"/>
+            </w:tcMar>
+          </w:tcPr>
+          <w:p>
+            <w:r>
+              <w:rPr>
+                <w:rFonts w:ascii="Arial" w:cs="Arial" w:eastAsia="Arial" w:hAnsi="Arial"/>
+                <w:sz w:val="20"/>
+                <w:szCs w:val="20"/>
+              </w:rPr>
+              <w:t xml:space="preserve">출원서 제출 후 결제 화면. 3류 × 62,000원 = 186,000원. 카드/계좌이체 가능.</w:t>
+            </w:r>
+          </w:p>
+        </w:tc>
+        <w:tc>
+          <w:tcPr>
+            <w:tcW w:type="dxa" w:w="1800"/>
+            <w:tcBorders>
+              <w:top w:val="single" w:color="CCCCCC" w:sz="1"/>
+              <w:left w:val="single" w:color="CCCCCC" w:sz="1"/>
+              <w:bottom w:val="single" w:color="CCCCCC" w:sz="1"/>
+              <w:right w:val="single" w:color="CCCCCC" w:sz="1"/>
+            </w:tcBorders>
+            <w:tcMar>
+              <w:top w:type="dxa" w:w="80"/>
+              <w:left w:type="dxa" w:w="120"/>
+              <w:bottom w:type="dxa" w:w="80"/>
+              <w:right w:type="dxa" w:w="120"/>
+            </w:tcMar>
+          </w:tcPr>
+          <w:p>
+            <w:r>
+              <w:rPr>
+                <w:rFonts w:ascii="Arial" w:cs="Arial" w:eastAsia="Arial" w:hAnsi="Arial"/>
+                <w:sz w:val="20"/>
+                <w:szCs w:val="20"/>
+              </w:rPr>
+              <w:t xml:space="preserve">즉시</w:t>
             </w:r>
           </w:p>
         </w:tc>
@@ -3501,28 +3619,28 @@
       <w:tr>
         <w:tc>
           <w:tcPr>
-            <w:tcW w:type="dxa" w:w="900"/>
-            <w:tcBorders>
-              <w:top w:val="single" w:color="CCCCCC" w:sz="1"/>
-              <w:left w:val="single" w:color="CCCCCC" w:sz="1"/>
-              <w:bottom w:val="single" w:color="CCCCCC" w:sz="1"/>
-              <w:right w:val="single" w:color="CCCCCC" w:sz="1"/>
-            </w:tcBorders>
-            <w:tcMar>
-              <w:top w:type="dxa" w:w="80"/>
-              <w:left w:type="dxa" w:w="120"/>
-              <w:bottom w:type="dxa" w:w="80"/>
-              <w:right w:type="dxa" w:w="120"/>
-            </w:tcMar>
-          </w:tcPr>
-          <w:p>
-            <w:r>
-              <w:rPr>
-                <w:rFonts w:ascii="Arial" w:cs="Arial" w:eastAsia="Arial" w:hAnsi="Arial"/>
-                <w:sz w:val="20"/>
-                <w:szCs w:val="20"/>
-              </w:rPr>
-              <w:t xml:space="preserve">6단계</w:t>
+            <w:tcW w:type="dxa" w:w="800"/>
+            <w:tcBorders>
+              <w:top w:val="single" w:color="CCCCCC" w:sz="1"/>
+              <w:left w:val="single" w:color="CCCCCC" w:sz="1"/>
+              <w:bottom w:val="single" w:color="CCCCCC" w:sz="1"/>
+              <w:right w:val="single" w:color="CCCCCC" w:sz="1"/>
+            </w:tcBorders>
+            <w:tcMar>
+              <w:top w:type="dxa" w:w="80"/>
+              <w:left w:type="dxa" w:w="120"/>
+              <w:bottom w:type="dxa" w:w="80"/>
+              <w:right w:type="dxa" w:w="120"/>
+            </w:tcMar>
+          </w:tcPr>
+          <w:p>
+            <w:r>
+              <w:rPr>
+                <w:rFonts w:ascii="Arial" w:cs="Arial" w:eastAsia="Arial" w:hAnsi="Arial"/>
+                <w:sz w:val="20"/>
+                <w:szCs w:val="20"/>
+              </w:rPr>
+              <w:t xml:space="preserve">Step 6</w:t>
             </w:r>
           </w:p>
         </w:tc>
@@ -3551,61 +3669,61 @@
                 <w:sz w:val="20"/>
                 <w:szCs w:val="20"/>
               </w:rPr>
-              <w:t xml:space="preserve">실체심사</w:t>
-            </w:r>
-          </w:p>
-        </w:tc>
-        <w:tc>
-          <w:tcPr>
-            <w:tcW w:type="dxa" w:w="5160"/>
-            <w:tcBorders>
-              <w:top w:val="single" w:color="CCCCCC" w:sz="1"/>
-              <w:left w:val="single" w:color="CCCCCC" w:sz="1"/>
-              <w:bottom w:val="single" w:color="CCCCCC" w:sz="1"/>
-              <w:right w:val="single" w:color="CCCCCC" w:sz="1"/>
-            </w:tcBorders>
-            <w:tcMar>
-              <w:top w:type="dxa" w:w="80"/>
-              <w:left w:type="dxa" w:w="120"/>
-              <w:bottom w:type="dxa" w:w="80"/>
-              <w:right w:type="dxa" w:w="120"/>
-            </w:tcMar>
-          </w:tcPr>
-          <w:p>
-            <w:r>
-              <w:rPr>
-                <w:rFonts w:ascii="Arial" w:cs="Arial" w:eastAsia="Arial" w:hAnsi="Arial"/>
-                <w:sz w:val="20"/>
-                <w:szCs w:val="20"/>
-              </w:rPr>
-              <w:t xml:space="preserve">심사관이 식별력, 유사 상표 존재 여부 등을 심사. 의견제출통지서 수령 시 대응.</w:t>
-            </w:r>
-          </w:p>
-        </w:tc>
-        <w:tc>
-          <w:tcPr>
-            <w:tcW w:type="dxa" w:w="1900"/>
-            <w:tcBorders>
-              <w:top w:val="single" w:color="CCCCCC" w:sz="1"/>
-              <w:left w:val="single" w:color="CCCCCC" w:sz="1"/>
-              <w:bottom w:val="single" w:color="CCCCCC" w:sz="1"/>
-              <w:right w:val="single" w:color="CCCCCC" w:sz="1"/>
-            </w:tcBorders>
-            <w:tcMar>
-              <w:top w:type="dxa" w:w="80"/>
-              <w:left w:type="dxa" w:w="120"/>
-              <w:bottom w:type="dxa" w:w="80"/>
-              <w:right w:type="dxa" w:w="120"/>
-            </w:tcMar>
-          </w:tcPr>
-          <w:p>
-            <w:r>
-              <w:rPr>
-                <w:rFonts w:ascii="Arial" w:cs="Arial" w:eastAsia="Arial" w:hAnsi="Arial"/>
-                <w:sz w:val="20"/>
-                <w:szCs w:val="20"/>
-              </w:rPr>
-              <w:t xml:space="preserve">약 10~12개월</w:t>
+              <w:t xml:space="preserve">접수번호 확인</w:t>
+            </w:r>
+          </w:p>
+        </w:tc>
+        <w:tc>
+          <w:tcPr>
+            <w:tcW w:type="dxa" w:w="5360"/>
+            <w:tcBorders>
+              <w:top w:val="single" w:color="CCCCCC" w:sz="1"/>
+              <w:left w:val="single" w:color="CCCCCC" w:sz="1"/>
+              <w:bottom w:val="single" w:color="CCCCCC" w:sz="1"/>
+              <w:right w:val="single" w:color="CCCCCC" w:sz="1"/>
+            </w:tcBorders>
+            <w:tcMar>
+              <w:top w:type="dxa" w:w="80"/>
+              <w:left w:type="dxa" w:w="120"/>
+              <w:bottom w:type="dxa" w:w="80"/>
+              <w:right w:type="dxa" w:w="120"/>
+            </w:tcMar>
+          </w:tcPr>
+          <w:p>
+            <w:r>
+              <w:rPr>
+                <w:rFonts w:ascii="Arial" w:cs="Arial" w:eastAsia="Arial" w:hAnsi="Arial"/>
+                <w:sz w:val="20"/>
+                <w:szCs w:val="20"/>
+              </w:rPr>
+              <w:t xml:space="preserve">납부 완료 시 출원번호 부여. 이메일로 접수 확인서 발송됨. 이 번호로 진행 상황 조회 가능.</w:t>
+            </w:r>
+          </w:p>
+        </w:tc>
+        <w:tc>
+          <w:tcPr>
+            <w:tcW w:type="dxa" w:w="1800"/>
+            <w:tcBorders>
+              <w:top w:val="single" w:color="CCCCCC" w:sz="1"/>
+              <w:left w:val="single" w:color="CCCCCC" w:sz="1"/>
+              <w:bottom w:val="single" w:color="CCCCCC" w:sz="1"/>
+              <w:right w:val="single" w:color="CCCCCC" w:sz="1"/>
+            </w:tcBorders>
+            <w:tcMar>
+              <w:top w:type="dxa" w:w="80"/>
+              <w:left w:type="dxa" w:w="120"/>
+              <w:bottom w:type="dxa" w:w="80"/>
+              <w:right w:type="dxa" w:w="120"/>
+            </w:tcMar>
+          </w:tcPr>
+          <w:p>
+            <w:r>
+              <w:rPr>
+                <w:rFonts w:ascii="Arial" w:cs="Arial" w:eastAsia="Arial" w:hAnsi="Arial"/>
+                <w:sz w:val="20"/>
+                <w:szCs w:val="20"/>
+              </w:rPr>
+              <w:t xml:space="preserve">즉시</w:t>
             </w:r>
           </w:p>
         </w:tc>
@@ -3613,28 +3731,28 @@
       <w:tr>
         <w:tc>
           <w:tcPr>
-            <w:tcW w:type="dxa" w:w="900"/>
-            <w:tcBorders>
-              <w:top w:val="single" w:color="CCCCCC" w:sz="1"/>
-              <w:left w:val="single" w:color="CCCCCC" w:sz="1"/>
-              <w:bottom w:val="single" w:color="CCCCCC" w:sz="1"/>
-              <w:right w:val="single" w:color="CCCCCC" w:sz="1"/>
-            </w:tcBorders>
-            <w:tcMar>
-              <w:top w:type="dxa" w:w="80"/>
-              <w:left w:type="dxa" w:w="120"/>
-              <w:bottom w:type="dxa" w:w="80"/>
-              <w:right w:type="dxa" w:w="120"/>
-            </w:tcMar>
-          </w:tcPr>
-          <w:p>
-            <w:r>
-              <w:rPr>
-                <w:rFonts w:ascii="Arial" w:cs="Arial" w:eastAsia="Arial" w:hAnsi="Arial"/>
-                <w:sz w:val="20"/>
-                <w:szCs w:val="20"/>
-              </w:rPr>
-              <w:t xml:space="preserve">7단계</w:t>
+            <w:tcW w:type="dxa" w:w="800"/>
+            <w:tcBorders>
+              <w:top w:val="single" w:color="CCCCCC" w:sz="1"/>
+              <w:left w:val="single" w:color="CCCCCC" w:sz="1"/>
+              <w:bottom w:val="single" w:color="CCCCCC" w:sz="1"/>
+              <w:right w:val="single" w:color="CCCCCC" w:sz="1"/>
+            </w:tcBorders>
+            <w:tcMar>
+              <w:top w:type="dxa" w:w="80"/>
+              <w:left w:type="dxa" w:w="120"/>
+              <w:bottom w:type="dxa" w:w="80"/>
+              <w:right w:type="dxa" w:w="120"/>
+            </w:tcMar>
+          </w:tcPr>
+          <w:p>
+            <w:r>
+              <w:rPr>
+                <w:rFonts w:ascii="Arial" w:cs="Arial" w:eastAsia="Arial" w:hAnsi="Arial"/>
+                <w:sz w:val="20"/>
+                <w:szCs w:val="20"/>
+              </w:rPr>
+              <w:t xml:space="preserve">Step 7</w:t>
             </w:r>
           </w:p>
         </w:tc>
@@ -3663,61 +3781,61 @@
                 <w:sz w:val="20"/>
                 <w:szCs w:val="20"/>
               </w:rPr>
-              <w:t xml:space="preserve">출원공고</w:t>
-            </w:r>
-          </w:p>
-        </w:tc>
-        <w:tc>
-          <w:tcPr>
-            <w:tcW w:type="dxa" w:w="5160"/>
-            <w:tcBorders>
-              <w:top w:val="single" w:color="CCCCCC" w:sz="1"/>
-              <w:left w:val="single" w:color="CCCCCC" w:sz="1"/>
-              <w:bottom w:val="single" w:color="CCCCCC" w:sz="1"/>
-              <w:right w:val="single" w:color="CCCCCC" w:sz="1"/>
-            </w:tcBorders>
-            <w:tcMar>
-              <w:top w:type="dxa" w:w="80"/>
-              <w:left w:type="dxa" w:w="120"/>
-              <w:bottom w:type="dxa" w:w="80"/>
-              <w:right w:type="dxa" w:w="120"/>
-            </w:tcMar>
-          </w:tcPr>
-          <w:p>
-            <w:r>
-              <w:rPr>
-                <w:rFonts w:ascii="Arial" w:cs="Arial" w:eastAsia="Arial" w:hAnsi="Arial"/>
-                <w:sz w:val="20"/>
-                <w:szCs w:val="20"/>
-              </w:rPr>
-              <w:t xml:space="preserve">심사 통과 시 2개월간 이의신청 기간.</w:t>
-            </w:r>
-          </w:p>
-        </w:tc>
-        <w:tc>
-          <w:tcPr>
-            <w:tcW w:type="dxa" w:w="1900"/>
-            <w:tcBorders>
-              <w:top w:val="single" w:color="CCCCCC" w:sz="1"/>
-              <w:left w:val="single" w:color="CCCCCC" w:sz="1"/>
-              <w:bottom w:val="single" w:color="CCCCCC" w:sz="1"/>
-              <w:right w:val="single" w:color="CCCCCC" w:sz="1"/>
-            </w:tcBorders>
-            <w:tcMar>
-              <w:top w:type="dxa" w:w="80"/>
-              <w:left w:type="dxa" w:w="120"/>
-              <w:bottom w:type="dxa" w:w="80"/>
-              <w:right w:type="dxa" w:w="120"/>
-            </w:tcMar>
-          </w:tcPr>
-          <w:p>
-            <w:r>
-              <w:rPr>
-                <w:rFonts w:ascii="Arial" w:cs="Arial" w:eastAsia="Arial" w:hAnsi="Arial"/>
-                <w:sz w:val="20"/>
-                <w:szCs w:val="20"/>
-              </w:rPr>
-              <w:t xml:space="preserve">2개월</w:t>
+              <w:t xml:space="preserve">심사 대기</w:t>
+            </w:r>
+          </w:p>
+        </w:tc>
+        <w:tc>
+          <w:tcPr>
+            <w:tcW w:type="dxa" w:w="5360"/>
+            <w:tcBorders>
+              <w:top w:val="single" w:color="CCCCCC" w:sz="1"/>
+              <w:left w:val="single" w:color="CCCCCC" w:sz="1"/>
+              <w:bottom w:val="single" w:color="CCCCCC" w:sz="1"/>
+              <w:right w:val="single" w:color="CCCCCC" w:sz="1"/>
+            </w:tcBorders>
+            <w:tcMar>
+              <w:top w:type="dxa" w:w="80"/>
+              <w:left w:type="dxa" w:w="120"/>
+              <w:bottom w:type="dxa" w:w="80"/>
+              <w:right w:type="dxa" w:w="120"/>
+            </w:tcMar>
+          </w:tcPr>
+          <w:p>
+            <w:r>
+              <w:rPr>
+                <w:rFonts w:ascii="Arial" w:cs="Arial" w:eastAsia="Arial" w:hAnsi="Arial"/>
+                <w:sz w:val="20"/>
+                <w:szCs w:val="20"/>
+              </w:rPr>
+              <w:t xml:space="preserve">방식심사(서류 형식, 약 1개월) → 실체심사(식별력·유사 상표 검토, 약 10~12개월). 의견제출통지서 수령 시 기한 내 대응 필요.</w:t>
+            </w:r>
+          </w:p>
+        </w:tc>
+        <w:tc>
+          <w:tcPr>
+            <w:tcW w:type="dxa" w:w="1800"/>
+            <w:tcBorders>
+              <w:top w:val="single" w:color="CCCCCC" w:sz="1"/>
+              <w:left w:val="single" w:color="CCCCCC" w:sz="1"/>
+              <w:bottom w:val="single" w:color="CCCCCC" w:sz="1"/>
+              <w:right w:val="single" w:color="CCCCCC" w:sz="1"/>
+            </w:tcBorders>
+            <w:tcMar>
+              <w:top w:type="dxa" w:w="80"/>
+              <w:left w:type="dxa" w:w="120"/>
+              <w:bottom w:type="dxa" w:w="80"/>
+              <w:right w:type="dxa" w:w="120"/>
+            </w:tcMar>
+          </w:tcPr>
+          <w:p>
+            <w:r>
+              <w:rPr>
+                <w:rFonts w:ascii="Arial" w:cs="Arial" w:eastAsia="Arial" w:hAnsi="Arial"/>
+                <w:sz w:val="20"/>
+                <w:szCs w:val="20"/>
+              </w:rPr>
+              <w:t xml:space="preserve">12~14개월</w:t>
             </w:r>
           </w:p>
         </w:tc>
@@ -3725,28 +3843,28 @@
       <w:tr>
         <w:tc>
           <w:tcPr>
-            <w:tcW w:type="dxa" w:w="900"/>
-            <w:tcBorders>
-              <w:top w:val="single" w:color="CCCCCC" w:sz="1"/>
-              <w:left w:val="single" w:color="CCCCCC" w:sz="1"/>
-              <w:bottom w:val="single" w:color="CCCCCC" w:sz="1"/>
-              <w:right w:val="single" w:color="CCCCCC" w:sz="1"/>
-            </w:tcBorders>
-            <w:tcMar>
-              <w:top w:type="dxa" w:w="80"/>
-              <w:left w:type="dxa" w:w="120"/>
-              <w:bottom w:type="dxa" w:w="80"/>
-              <w:right w:type="dxa" w:w="120"/>
-            </w:tcMar>
-          </w:tcPr>
-          <w:p>
-            <w:r>
-              <w:rPr>
-                <w:rFonts w:ascii="Arial" w:cs="Arial" w:eastAsia="Arial" w:hAnsi="Arial"/>
-                <w:sz w:val="20"/>
-                <w:szCs w:val="20"/>
-              </w:rPr>
-              <w:t xml:space="preserve">8단계</w:t>
+            <w:tcW w:type="dxa" w:w="800"/>
+            <w:tcBorders>
+              <w:top w:val="single" w:color="CCCCCC" w:sz="1"/>
+              <w:left w:val="single" w:color="CCCCCC" w:sz="1"/>
+              <w:bottom w:val="single" w:color="CCCCCC" w:sz="1"/>
+              <w:right w:val="single" w:color="CCCCCC" w:sz="1"/>
+            </w:tcBorders>
+            <w:tcMar>
+              <w:top w:type="dxa" w:w="80"/>
+              <w:left w:type="dxa" w:w="120"/>
+              <w:bottom w:type="dxa" w:w="80"/>
+              <w:right w:type="dxa" w:w="120"/>
+            </w:tcMar>
+          </w:tcPr>
+          <w:p>
+            <w:r>
+              <w:rPr>
+                <w:rFonts w:ascii="Arial" w:cs="Arial" w:eastAsia="Arial" w:hAnsi="Arial"/>
+                <w:sz w:val="20"/>
+                <w:szCs w:val="20"/>
+              </w:rPr>
+              <w:t xml:space="preserve">Step 8</w:t>
             </w:r>
           </w:p>
         </w:tc>
@@ -3775,40 +3893,40 @@
                 <w:sz w:val="20"/>
                 <w:szCs w:val="20"/>
               </w:rPr>
-              <w:t xml:space="preserve">등록결정·등록료 납부</w:t>
-            </w:r>
-          </w:p>
-        </w:tc>
-        <w:tc>
-          <w:tcPr>
-            <w:tcW w:type="dxa" w:w="5160"/>
-            <w:tcBorders>
-              <w:top w:val="single" w:color="CCCCCC" w:sz="1"/>
-              <w:left w:val="single" w:color="CCCCCC" w:sz="1"/>
-              <w:bottom w:val="single" w:color="CCCCCC" w:sz="1"/>
-              <w:right w:val="single" w:color="CCCCCC" w:sz="1"/>
-            </w:tcBorders>
-            <w:tcMar>
-              <w:top w:type="dxa" w:w="80"/>
-              <w:left w:type="dxa" w:w="120"/>
-              <w:bottom w:type="dxa" w:w="80"/>
-              <w:right w:type="dxa" w:w="120"/>
-            </w:tcMar>
-          </w:tcPr>
-          <w:p>
-            <w:r>
-              <w:rPr>
-                <w:rFonts w:ascii="Arial" w:cs="Arial" w:eastAsia="Arial" w:hAnsi="Arial"/>
-                <w:sz w:val="20"/>
-                <w:szCs w:val="20"/>
-              </w:rPr>
-              <w:t xml:space="preserve">이의신청 없으면 등록 결정. 등록료 납부 후 상표권 발생.</w:t>
-            </w:r>
-          </w:p>
-        </w:tc>
-        <w:tc>
-          <w:tcPr>
-            <w:tcW w:type="dxa" w:w="1900"/>
+              <w:t xml:space="preserve">등록 결정 · 등록료 납부</w:t>
+            </w:r>
+          </w:p>
+        </w:tc>
+        <w:tc>
+          <w:tcPr>
+            <w:tcW w:type="dxa" w:w="5360"/>
+            <w:tcBorders>
+              <w:top w:val="single" w:color="CCCCCC" w:sz="1"/>
+              <w:left w:val="single" w:color="CCCCCC" w:sz="1"/>
+              <w:bottom w:val="single" w:color="CCCCCC" w:sz="1"/>
+              <w:right w:val="single" w:color="CCCCCC" w:sz="1"/>
+            </w:tcBorders>
+            <w:tcMar>
+              <w:top w:type="dxa" w:w="80"/>
+              <w:left w:type="dxa" w:w="120"/>
+              <w:bottom w:type="dxa" w:w="80"/>
+              <w:right w:type="dxa" w:w="120"/>
+            </w:tcMar>
+          </w:tcPr>
+          <w:p>
+            <w:r>
+              <w:rPr>
+                <w:rFonts w:ascii="Arial" w:cs="Arial" w:eastAsia="Arial" w:hAnsi="Arial"/>
+                <w:sz w:val="20"/>
+                <w:szCs w:val="20"/>
+              </w:rPr>
+              <w:t xml:space="preserve">심사 통과 → 출원공고(2개월) → 등록 결정. 등록료 633,000원 납부 후 상표권 발생. 10년간 유효, 갱신 가능.</w:t>
+            </w:r>
+          </w:p>
+        </w:tc>
+        <w:tc>
+          <w:tcPr>
+            <w:tcW w:type="dxa" w:w="1800"/>
             <w:tcBorders>
               <w:top w:val="single" w:color="CCCCCC" w:sz="1"/>
               <w:left w:val="single" w:color="CCCCCC" w:sz="1"/>
@@ -3836,25 +3954,14 @@
       </w:tr>
     </w:tbl>
     <w:p>
-      <w:pPr>
-        <w:spacing w:after="300" w:before="150"/>
-      </w:pPr>
-      <w:r>
-        <w:rPr>
-          <w:rFonts w:ascii="Arial" w:cs="Arial" w:eastAsia="Arial" w:hAnsi="Arial"/>
-          <w:i/>
-          <w:iCs/>
-          <w:color w:val="1F4E79"/>
-          <w:sz w:val="18"/>
-          <w:szCs w:val="18"/>
-        </w:rPr>
-        <w:t xml:space="preserve">※ 전체 소요 기간: 출원부터 등록까지 약 12~16개월. 우선심사 신청 시 약 2~4개월로 단축 가능 (별도 비용).</w:t>
+      <w:r>
+        <w:br w:type="page"/>
       </w:r>
     </w:p>
     <w:p>
       <w:pPr>
         <w:pStyle w:val="Heading1"/>
-        <w:spacing w:after="200" w:before="300"/>
+        <w:spacing w:after="200" w:before="100"/>
       </w:pPr>
       <w:r>
         <w:rPr>
@@ -3870,7 +3977,7 @@
     </w:p>
     <w:p>
       <w:pPr>
-        <w:spacing w:after="120"/>
+        <w:spacing w:after="40"/>
         <w:ind w:left="360" w:hanging="360"/>
       </w:pPr>
       <w:r>
@@ -3882,20 +3989,26 @@
           <w:sz w:val="20"/>
           <w:szCs w:val="20"/>
         </w:rPr>
-        <w:t xml:space="preserve">1. </w:t>
-      </w:r>
+        <w:t xml:space="preserve">1. 견본 이미지 규격</w:t>
+      </w:r>
+    </w:p>
+    <w:p>
+      <w:pPr>
+        <w:spacing w:after="150"/>
+        <w:ind w:left="360"/>
+      </w:pPr>
       <w:r>
         <w:rPr>
           <w:rFonts w:ascii="Arial" w:cs="Arial" w:eastAsia="Arial" w:hAnsi="Arial"/>
           <w:sz w:val="20"/>
           <w:szCs w:val="20"/>
         </w:rPr>
-        <w:t xml:space="preserve">상표 견본 이미지는 가로·세로 5cm 이상 8cm 이하, 해상도 300dpi 이상이어야 합니다. 흑백 견본 권장 (색상 한정 없이 보호 가능).</w:t>
-      </w:r>
-    </w:p>
-    <w:p>
-      <w:pPr>
-        <w:spacing w:after="120"/>
+        <w:t xml:space="preserve">가로·세로 5cm~8cm, 해상도 300dpi 이상. 흑백 견본으로 출원하면 어떤 색상으로든 사용 가능합니다.</w:t>
+      </w:r>
+    </w:p>
+    <w:p>
+      <w:pPr>
+        <w:spacing w:after="40"/>
         <w:ind w:left="360" w:hanging="360"/>
       </w:pPr>
       <w:r>
@@ -3907,20 +4020,26 @@
           <w:sz w:val="20"/>
           <w:szCs w:val="20"/>
         </w:rPr>
-        <w:t xml:space="preserve">2. </w:t>
-      </w:r>
+        <w:t xml:space="preserve">2. 복합상표 사용 원칙</w:t>
+      </w:r>
+    </w:p>
+    <w:p>
+      <w:pPr>
+        <w:spacing w:after="150"/>
+        <w:ind w:left="360"/>
+      </w:pPr>
       <w:r>
         <w:rPr>
           <w:rFonts w:ascii="Arial" w:cs="Arial" w:eastAsia="Arial" w:hAnsi="Arial"/>
           <w:sz w:val="20"/>
           <w:szCs w:val="20"/>
         </w:rPr>
-        <w:t xml:space="preserve">"아이코치"라는 명칭은 "아이(AI/어린이) + 코치"의 조합으로, 기술적·서술적 표현에 해당할 수 있어 문자 단독 출원 시 식별력 거절 위험이 있습니다. 도형과 결합한 복합상표로 출원하면 등록 가능성이 높아집니다.</w:t>
-      </w:r>
-    </w:p>
-    <w:p>
-      <w:pPr>
-        <w:spacing w:after="120"/>
+        <w:t xml:space="preserve">등록 후에는 도형+문자를 반드시 결합된 형태로 사용해야 합니다. 문자만 또는 도형만 분리 사용하면 불사용 취소심판 대상이 될 수 있습니다.</w:t>
+      </w:r>
+    </w:p>
+    <w:p>
+      <w:pPr>
+        <w:spacing w:after="40"/>
         <w:ind w:left="360" w:hanging="360"/>
       </w:pPr>
       <w:r>
@@ -3932,20 +4051,26 @@
           <w:sz w:val="20"/>
           <w:szCs w:val="20"/>
         </w:rPr>
-        <w:t xml:space="preserve">3. </w:t>
-      </w:r>
+        <w:t xml:space="preserve">3. 식별력 확보</w:t>
+      </w:r>
+    </w:p>
+    <w:p>
+      <w:pPr>
+        <w:spacing w:after="150"/>
+        <w:ind w:left="360"/>
+      </w:pPr>
       <w:r>
         <w:rPr>
           <w:rFonts w:ascii="Arial" w:cs="Arial" w:eastAsia="Arial" w:hAnsi="Arial"/>
           <w:sz w:val="20"/>
           <w:szCs w:val="20"/>
         </w:rPr>
-        <w:t xml:space="preserve">복합상표 등록 시, 도형과 문자를 분리하여 사용하면 상표 불사용 취소심판의 대상이 될 수 있으므로 항상 결합된 형태로 사용하는 것이 안전합니다.</w:t>
-      </w:r>
-    </w:p>
-    <w:p>
-      <w:pPr>
-        <w:spacing w:after="120"/>
+        <w:t xml:space="preserve">"아이코치"는 기술적 표현에 해당할 수 있어 문자 단독 출원 시 거절 위험이 있습니다. 도형과 결합한 복합상표로 출원하면 등록 가능성이 높아집니다 (현재 방식이 정확합니다).</w:t>
+      </w:r>
+    </w:p>
+    <w:p>
+      <w:pPr>
+        <w:spacing w:after="40"/>
         <w:ind w:left="360" w:hanging="360"/>
       </w:pPr>
       <w:r>
@@ -3957,20 +4082,26 @@
           <w:sz w:val="20"/>
           <w:szCs w:val="20"/>
         </w:rPr>
-        <w:t xml:space="preserve">4. </w:t>
-      </w:r>
+        <w:t xml:space="preserve">4. 선행상표 조사 필수</w:t>
+      </w:r>
+    </w:p>
+    <w:p>
+      <w:pPr>
+        <w:spacing w:after="150"/>
+        <w:ind w:left="360"/>
+      </w:pPr>
       <w:r>
         <w:rPr>
           <w:rFonts w:ascii="Arial" w:cs="Arial" w:eastAsia="Arial" w:hAnsi="Arial"/>
           <w:sz w:val="20"/>
           <w:szCs w:val="20"/>
         </w:rPr>
-        <w:t xml:space="preserve">출원 전 반드시 KIPRIS에서 선행상표 조사를 하여, 동일·유사 상표가 있는지 확인하세요. 유사 상표 존재 시 거절 사유가 됩니다.</w:t>
-      </w:r>
-    </w:p>
-    <w:p>
-      <w:pPr>
-        <w:spacing w:after="120"/>
+        <w:t xml:space="preserve">KIPRIS에서 "아이코치", "iCoach" 등을 반드시 검색하세요. 동일·유사 상표가 같은 류에 등록/출원 중이면 거절 사유입니다.</w:t>
+      </w:r>
+    </w:p>
+    <w:p>
+      <w:pPr>
+        <w:spacing w:after="40"/>
         <w:ind w:left="360" w:hanging="360"/>
       </w:pPr>
       <w:r>
@@ -3982,26 +4113,58 @@
           <w:sz w:val="20"/>
           <w:szCs w:val="20"/>
         </w:rPr>
-        <w:t xml:space="preserve">5. </w:t>
-      </w:r>
+        <w:t xml:space="preserve">5. 의견제출통지 대응</w:t>
+      </w:r>
+    </w:p>
+    <w:p>
+      <w:pPr>
+        <w:spacing w:after="150"/>
+        <w:ind w:left="360"/>
+      </w:pPr>
       <w:r>
         <w:rPr>
           <w:rFonts w:ascii="Arial" w:cs="Arial" w:eastAsia="Arial" w:hAnsi="Arial"/>
           <w:sz w:val="20"/>
           <w:szCs w:val="20"/>
         </w:rPr>
-        <w:t xml:space="preserve">직접 출원이 어려우시면 변리사에게 대리 출원을 의뢰하실 수 있습니다. 변리사 수수료는 보통 30~50만원 내외 (3류 기준)입니다.</w:t>
-      </w:r>
-    </w:p>
-    <w:p>
-      <w:r>
-        <w:br w:type="page"/>
+        <w:t xml:space="preserve">심사 중 의견제출통지서를 받으면 기한(통상 2개월) 내에 의견서를 제출해야 합니다. 이때 필요하면 변리사 상담을 받는 것도 방법입니다.</w:t>
+      </w:r>
+    </w:p>
+    <w:p>
+      <w:pPr>
+        <w:spacing w:after="40"/>
+        <w:ind w:left="360" w:hanging="360"/>
+      </w:pPr>
+      <w:r>
+        <w:rPr>
+          <w:rFonts w:ascii="Arial" w:cs="Arial" w:eastAsia="Arial" w:hAnsi="Arial"/>
+          <w:b/>
+          <w:bCs/>
+          <w:color w:val="1F4E79"/>
+          <w:sz w:val="20"/>
+          <w:szCs w:val="20"/>
+        </w:rPr>
+        <w:t xml:space="preserve">6. 출원일 기준 선원주의</w:t>
+      </w:r>
+    </w:p>
+    <w:p>
+      <w:pPr>
+        <w:spacing w:after="150"/>
+        <w:ind w:left="360"/>
+      </w:pPr>
+      <w:r>
+        <w:rPr>
+          <w:rFonts w:ascii="Arial" w:cs="Arial" w:eastAsia="Arial" w:hAnsi="Arial"/>
+          <w:sz w:val="20"/>
+          <w:szCs w:val="20"/>
+        </w:rPr>
+        <w:t xml:space="preserve">한국은 먼저 출원한 사람이 우선권을 갖습니다. 선행조사 결과 문제없으면 가급적 빨리 출원하는 것이 유리합니다.</w:t>
       </w:r>
     </w:p>
     <w:p>
       <w:pPr>
         <w:pStyle w:val="Heading1"/>
-        <w:spacing w:after="200" w:before="100"/>
+        <w:spacing w:after="200" w:before="300"/>
       </w:pPr>
       <w:r>
         <w:rPr>
@@ -4017,13 +4180,14 @@
     </w:p>
     <w:p>
       <w:pPr>
-        <w:spacing w:after="120"/>
+        <w:spacing w:after="40"/>
       </w:pPr>
       <w:r>
         <w:rPr>
           <w:rFonts w:ascii="Arial" w:cs="Arial" w:eastAsia="Arial" w:hAnsi="Arial"/>
           <w:b/>
           <w:bCs/>
+          <w:color w:val="1F4E79"/>
           <w:sz w:val="20"/>
           <w:szCs w:val="20"/>
         </w:rPr>
@@ -4032,7 +4196,7 @@
     </w:p>
     <w:p>
       <w:pPr>
-        <w:spacing w:after="150"/>
+        <w:spacing w:after="120"/>
         <w:ind w:left="360"/>
       </w:pPr>
       <w:r>
@@ -4041,27 +4205,28 @@
           <w:sz w:val="20"/>
           <w:szCs w:val="20"/>
         </w:rPr>
-        <w:t xml:space="preserve">https://www.kipris.or.kr 에 접속합니다 (회원가입 불필요, 무료 서비스).</w:t>
-      </w:r>
-    </w:p>
-    <w:p>
-      <w:pPr>
-        <w:spacing w:after="120"/>
+        <w:t xml:space="preserve">https://www.kipris.or.kr 접속 (회원가입 불필요, 무료).</w:t>
+      </w:r>
+    </w:p>
+    <w:p>
+      <w:pPr>
+        <w:spacing w:after="40"/>
       </w:pPr>
       <w:r>
         <w:rPr>
           <w:rFonts w:ascii="Arial" w:cs="Arial" w:eastAsia="Arial" w:hAnsi="Arial"/>
           <w:b/>
           <w:bCs/>
+          <w:color w:val="1F4E79"/>
           <w:sz w:val="20"/>
           <w:szCs w:val="20"/>
         </w:rPr>
-        <w:t xml:space="preserve">Step 2. 상표 검색 선택</w:t>
-      </w:r>
-    </w:p>
-    <w:p>
-      <w:pPr>
-        <w:spacing w:after="150"/>
+        <w:t xml:space="preserve">Step 2. 상표 검색</w:t>
+      </w:r>
+    </w:p>
+    <w:p>
+      <w:pPr>
+        <w:spacing w:after="120"/>
         <w:ind w:left="360"/>
       </w:pPr>
       <w:r>
@@ -4070,18 +4235,19 @@
           <w:sz w:val="20"/>
           <w:szCs w:val="20"/>
         </w:rPr>
-        <w:t xml:space="preserve">상단 메뉴에서 "상표" 탭을 클릭합니다.</w:t>
-      </w:r>
-    </w:p>
-    <w:p>
-      <w:pPr>
-        <w:spacing w:after="120"/>
+        <w:t xml:space="preserve">상단 메뉴 "상표" 탭 클릭.</w:t>
+      </w:r>
+    </w:p>
+    <w:p>
+      <w:pPr>
+        <w:spacing w:after="40"/>
       </w:pPr>
       <w:r>
         <w:rPr>
           <w:rFonts w:ascii="Arial" w:cs="Arial" w:eastAsia="Arial" w:hAnsi="Arial"/>
           <w:b/>
           <w:bCs/>
+          <w:color w:val="1F4E79"/>
           <w:sz w:val="20"/>
           <w:szCs w:val="20"/>
         </w:rPr>
@@ -4090,7 +4256,7 @@
     </w:p>
     <w:p>
       <w:pPr>
-        <w:spacing w:after="150"/>
+        <w:spacing w:after="120"/>
         <w:ind w:left="360"/>
       </w:pPr>
       <w:r>
@@ -4099,22 +4265,19 @@
           <w:sz w:val="20"/>
           <w:szCs w:val="20"/>
         </w:rPr>
-        <w:t xml:space="preserve">아래 키워드로 각각 검색합니다:
-  - "아이코치"
-  - "iCoach"
-  - "아이 코치" (띄어쓰기 포함)
-  - "icoach" (소문자)</w:t>
-      </w:r>
-    </w:p>
-    <w:p>
-      <w:pPr>
-        <w:spacing w:after="120"/>
+        <w:t xml:space="preserve">다음 키워드로 각각 검색: "아이코치" / "iCoach" / "아이 코치" (띄어쓰기 포함) / "icoach" (소문자).</w:t>
+      </w:r>
+    </w:p>
+    <w:p>
+      <w:pPr>
+        <w:spacing w:after="40"/>
       </w:pPr>
       <w:r>
         <w:rPr>
           <w:rFonts w:ascii="Arial" w:cs="Arial" w:eastAsia="Arial" w:hAnsi="Arial"/>
           <w:b/>
           <w:bCs/>
+          <w:color w:val="1F4E79"/>
           <w:sz w:val="20"/>
           <w:szCs w:val="20"/>
         </w:rPr>
@@ -4123,7 +4286,7 @@
     </w:p>
     <w:p>
       <w:pPr>
-        <w:spacing w:after="150"/>
+        <w:spacing w:after="120"/>
         <w:ind w:left="360"/>
       </w:pPr>
       <w:r>
@@ -4137,13 +4300,14 @@
     </w:p>
     <w:p>
       <w:pPr>
-        <w:spacing w:after="120"/>
+        <w:spacing w:after="40"/>
       </w:pPr>
       <w:r>
         <w:rPr>
           <w:rFonts w:ascii="Arial" w:cs="Arial" w:eastAsia="Arial" w:hAnsi="Arial"/>
           <w:b/>
           <w:bCs/>
+          <w:color w:val="1F4E79"/>
           <w:sz w:val="20"/>
           <w:szCs w:val="20"/>
         </w:rPr>
@@ -4152,7 +4316,7 @@
     </w:p>
     <w:p>
       <w:pPr>
-        <w:spacing w:after="150"/>
+        <w:spacing w:after="120"/>
         <w:ind w:left="360"/>
       </w:pPr>
       <w:r>
@@ -4161,18 +4325,19 @@
           <w:sz w:val="20"/>
           <w:szCs w:val="20"/>
         </w:rPr>
-        <w:t xml:space="preserve">"등록" 또는 "출원" 상태인 상표만 장애 요인. "소멸", "포기", "거절" 상태는 무시해도 됩니다.</w:t>
-      </w:r>
-    </w:p>
-    <w:p>
-      <w:pPr>
-        <w:spacing w:after="120"/>
+        <w:t xml:space="preserve">"등록" 또는 "출원" 상태인 상표만 장애 요인. "소멸", "포기", "거절" 상태는 무시.</w:t>
+      </w:r>
+    </w:p>
+    <w:p>
+      <w:pPr>
+        <w:spacing w:after="40"/>
       </w:pPr>
       <w:r>
         <w:rPr>
           <w:rFonts w:ascii="Arial" w:cs="Arial" w:eastAsia="Arial" w:hAnsi="Arial"/>
           <w:b/>
           <w:bCs/>
+          <w:color w:val="1F4E79"/>
           <w:sz w:val="20"/>
           <w:szCs w:val="20"/>
         </w:rPr>
@@ -4181,7 +4346,7 @@
     </w:p>
     <w:p>
       <w:pPr>
-        <w:spacing w:after="150"/>
+        <w:spacing w:after="120"/>
         <w:ind w:left="360"/>
       </w:pPr>
       <w:r>
@@ -4190,7 +4355,26 @@
           <w:sz w:val="20"/>
           <w:szCs w:val="20"/>
         </w:rPr>
-        <w:t xml:space="preserve">호칭(발음), 외관(모양), 관념(의미)이 유사한 상표가 동일 류에 등록/출원 중이면 거절 위험이 있습니다.</w:t>
+        <w:t xml:space="preserve">호칭(발음), 외관(모양), 관념(의미) 중 하나라도 유사한 상표가 동일 류에 등록/출원 중이면 거절 위험. 특히 "아이코치"와 발음이 같은 상표 주의.</w:t>
+      </w:r>
+    </w:p>
+    <w:p>
+      <w:pPr>
+        <w:pBdr>
+          <w:top w:val="single" w:color="CCCCCC" w:sz="1" w:space="8"/>
+        </w:pBdr>
+        <w:spacing w:before="200"/>
+      </w:pPr>
+      <w:r>
+        <w:rPr>
+          <w:rFonts w:ascii="Arial" w:cs="Arial" w:eastAsia="Arial" w:hAnsi="Arial"/>
+          <w:i/>
+          <w:iCs/>
+          <w:color w:val="333333"/>
+          <w:sz w:val="20"/>
+          <w:szCs w:val="20"/>
+        </w:rPr>
+        <w:t xml:space="preserve">위 조사에서 장애 상표가 없으면 바로 특허로에서 출원을 진행하세요. 출원 전체 소요 시간: 약 12~16개월 (우선심사 신청 시 2~4개월 단축 가능, 별도 비용).</w:t>
       </w:r>
     </w:p>
     <w:sectPr>
@@ -4336,7 +4520,7 @@
         <w:sz w:val="16"/>
         <w:szCs w:val="16"/>
       </w:rPr>
-      <w:t xml:space="preserve">아이코치 상표등록출원 준비 서류</w:t>
+      <w:t xml:space="preserve">아이코치 상표등록출원 준비 서류 (본인 직접 출원용)</w:t>
     </w:r>
   </w:p>
 </w:hdr>
